--- a/peticoes/revisional-simone-sepeda-2026-06-11.docx
+++ b/peticoes/revisional-simone-sepeda-2026-06-11.docx
@@ -5,2170 +5,3353 @@
     <w:p>
       <w:pPr>
         <w:jc w:val="both"/>
-      </w:pPr>
-      <w:r>
+        <w:rPr>
+          <w:rFonts w:ascii="Arial" w:hAnsi="Arial" w:cs="Arial"/>
+          <w:sz w:val="24"/>
+        </w:rPr>
+      </w:pPr>
+      <w:r>
+        <w:rPr>
+          <w:rFonts w:ascii="Arial" w:hAnsi="Arial" w:cs="Arial"/>
+          <w:sz w:val="24"/>
+        </w:rPr>
         <w:t>EXCELENTÍSSIMO(A) SENHOR(A) DOUTOR(A) JUIZ(A) DE DIREITO DA VARA CÍVEL DA COMARCA DE MACAPÁ/AP</w:t>
       </w:r>
     </w:p>
     <w:p>
       <w:pPr>
         <w:jc w:val="both"/>
-      </w:pPr>
-    </w:p>
-    <w:p>
-      <w:pPr>
-        <w:jc w:val="both"/>
-      </w:pPr>
-    </w:p>
-    <w:p>
-      <w:pPr>
-        <w:pBdr>
-          <w:top w:val="single" w:sz="4" w:space="0" w:color="auto"/>
-        </w:pBdr>
-        <w:jc w:val="both"/>
-      </w:pPr>
-    </w:p>
-    <w:p>
-      <w:pPr>
-        <w:pBdr>
-          <w:top w:val="single" w:sz="4" w:space="0" w:color="auto"/>
-        </w:pBdr>
-        <w:jc w:val="both"/>
-      </w:pPr>
-      <w:r>
+        <w:rPr>
+          <w:rFonts w:ascii="Arial" w:hAnsi="Arial" w:cs="Arial"/>
+          <w:sz w:val="24"/>
+        </w:rPr>
+      </w:pPr>
+    </w:p>
+    <w:p>
+      <w:pPr>
+        <w:jc w:val="both"/>
+        <w:rPr>
+          <w:rFonts w:ascii="Arial" w:hAnsi="Arial" w:cs="Arial"/>
+          <w:sz w:val="24"/>
+        </w:rPr>
+      </w:pPr>
+    </w:p>
+    <w:p>
+      <w:pPr>
+        <w:jc w:val="both"/>
+        <w:rPr>
+          <w:rFonts w:ascii="Arial" w:hAnsi="Arial" w:cs="Arial"/>
+          <w:sz w:val="24"/>
+        </w:rPr>
+      </w:pPr>
+    </w:p>
+    <w:p>
+      <w:pPr>
+        <w:jc w:val="both"/>
+        <w:rPr>
+          <w:rFonts w:ascii="Arial" w:hAnsi="Arial" w:cs="Arial"/>
+          <w:sz w:val="24"/>
+        </w:rPr>
+      </w:pPr>
+      <w:r>
+        <w:rPr>
+          <w:rFonts w:ascii="Arial" w:hAnsi="Arial" w:cs="Arial"/>
+          <w:sz w:val="24"/>
+        </w:rPr>
         <w:t>SIMONE MARQUES MARTINS SEPEDA, brasileira, estado civil [A PREENCHER], profissão [A PREENCHER], portadora do RG nº 040825 e CPF nº 324.863.672-68, residente e domiciliada na Rua Carlos Gomes, nº 301, Bairro Jesus de Nazaré, Macapá/AP, CEP 68.908-125, por meio de sua advogada que esta subscreve, vem, respeitosamente, à presença de Vossa Excelência, propor a presente</w:t>
       </w:r>
     </w:p>
     <w:p>
       <w:pPr>
-        <w:pBdr>
-          <w:top w:val="single" w:sz="4" w:space="0" w:color="auto"/>
-        </w:pBdr>
-        <w:jc w:val="both"/>
-      </w:pPr>
-    </w:p>
-    <w:p>
-      <w:pPr>
-        <w:pBdr>
-          <w:top w:val="single" w:sz="4" w:space="0" w:color="auto"/>
-        </w:pBdr>
-        <w:jc w:val="both"/>
-      </w:pPr>
-      <w:r>
-        <w:rPr>
-          <w:b/>
-        </w:rPr>
-        <w:t>AÇÃO REVISIONAL DE CONTRATO BANCÁRIO COM PEDIDO DE TUTELA DE URGÊNCIA</w:t>
-      </w:r>
-    </w:p>
-    <w:p>
-      <w:pPr>
-        <w:pBdr>
-          <w:top w:val="single" w:sz="4" w:space="0" w:color="auto"/>
-        </w:pBdr>
-        <w:jc w:val="both"/>
-      </w:pPr>
-    </w:p>
-    <w:p>
-      <w:pPr>
-        <w:pBdr>
-          <w:top w:val="single" w:sz="4" w:space="0" w:color="auto"/>
-        </w:pBdr>
-        <w:jc w:val="both"/>
-      </w:pPr>
-      <w:r>
+        <w:jc w:val="both"/>
+        <w:rPr>
+          <w:rFonts w:ascii="Arial" w:hAnsi="Arial" w:cs="Arial"/>
+          <w:sz w:val="24"/>
+        </w:rPr>
+      </w:pPr>
+    </w:p>
+    <w:p>
+      <w:pPr>
+        <w:jc w:val="both"/>
+        <w:rPr>
+          <w:rFonts w:ascii="Arial" w:hAnsi="Arial" w:cs="Arial"/>
+          <w:sz w:val="24"/>
+        </w:rPr>
+      </w:pPr>
+      <w:r>
+        <w:rPr>
+          <w:rFonts w:ascii="Arial" w:hAnsi="Arial" w:cs="Arial"/>
+          <w:b/>
+          <w:sz w:val="24"/>
+        </w:rPr>
+        <w:t>AÇÃO REVISIONAL DE CONTRATOS BANCÁRIOS COM PEDIDO DE TUTELA DE URGÊNCIA</w:t>
+      </w:r>
+    </w:p>
+    <w:p>
+      <w:pPr>
+        <w:jc w:val="both"/>
+        <w:rPr>
+          <w:rFonts w:ascii="Arial" w:hAnsi="Arial" w:cs="Arial"/>
+          <w:sz w:val="24"/>
+        </w:rPr>
+      </w:pPr>
+    </w:p>
+    <w:p>
+      <w:pPr>
+        <w:jc w:val="both"/>
+        <w:rPr>
+          <w:rFonts w:ascii="Arial" w:hAnsi="Arial" w:cs="Arial"/>
+          <w:sz w:val="24"/>
+        </w:rPr>
+      </w:pPr>
+      <w:r>
+        <w:rPr>
+          <w:rFonts w:ascii="Arial" w:hAnsi="Arial" w:cs="Arial"/>
+          <w:sz w:val="24"/>
+        </w:rPr>
         <w:t xml:space="preserve">em face de </w:t>
       </w:r>
       <w:r>
         <w:rPr>
-          <w:b/>
+          <w:rFonts w:ascii="Arial" w:hAnsi="Arial" w:cs="Arial"/>
+          <w:b/>
+          <w:sz w:val="24"/>
         </w:rPr>
         <w:t>MIDWAY S.A. – CRÉDITO, FINANCIAMENTO E INVESTIMENTO</w:t>
       </w:r>
       <w:r>
+        <w:rPr>
+          <w:rFonts w:ascii="Arial" w:hAnsi="Arial" w:cs="Arial"/>
+          <w:sz w:val="24"/>
+        </w:rPr>
         <w:t>, instituição financeira com sede na Rua Lemos Monteiro, 120, 15º Andar, Edifício Pinheiros One, Bairro Butantã, São Paulo/SP, CEP 05.501-050, inscrita no CNPJ/ME sob o nº 09.464.032/0001-12, pelos fatos e fundamentos jurídicos a seguir expostos.</w:t>
       </w:r>
     </w:p>
     <w:p>
       <w:pPr>
-        <w:pBdr>
-          <w:top w:val="single" w:sz="4" w:space="0" w:color="auto"/>
-        </w:pBdr>
-        <w:jc w:val="both"/>
-      </w:pPr>
-    </w:p>
-    <w:p>
-      <w:pPr>
-        <w:pBdr>
-          <w:top w:val="single" w:sz="4" w:space="0" w:color="auto"/>
-        </w:pBdr>
-        <w:jc w:val="both"/>
-      </w:pPr>
-    </w:p>
-    <w:p>
-      <w:pPr>
-        <w:pBdr>
-          <w:top w:val="single" w:sz="4" w:space="0" w:color="auto"/>
-        </w:pBdr>
-        <w:jc w:val="both"/>
-      </w:pPr>
-    </w:p>
-    <w:p>
-      <w:pPr>
-        <w:pBdr>
-          <w:top w:val="single" w:sz="4" w:space="0" w:color="auto"/>
-        </w:pBdr>
-        <w:jc w:val="both"/>
-        <w:rPr>
+        <w:jc w:val="both"/>
+        <w:rPr>
+          <w:rFonts w:ascii="Arial" w:hAnsi="Arial" w:cs="Arial"/>
+          <w:sz w:val="24"/>
+        </w:rPr>
+      </w:pPr>
+    </w:p>
+    <w:p>
+      <w:pPr>
+        <w:jc w:val="both"/>
+        <w:rPr>
+          <w:rFonts w:ascii="Arial" w:hAnsi="Arial" w:cs="Arial"/>
+          <w:sz w:val="24"/>
+        </w:rPr>
+      </w:pPr>
+    </w:p>
+    <w:p>
+      <w:pPr>
+        <w:jc w:val="both"/>
+        <w:rPr>
+          <w:rFonts w:ascii="Arial" w:hAnsi="Arial" w:cs="Arial"/>
+          <w:sz w:val="24"/>
+        </w:rPr>
+      </w:pPr>
+    </w:p>
+    <w:p>
+      <w:pPr>
+        <w:jc w:val="both"/>
+        <w:rPr>
+          <w:rFonts w:ascii="Arial" w:hAnsi="Arial" w:cs="Arial"/>
           <w:b/>
           <w:caps/>
-        </w:rPr>
-      </w:pPr>
-      <w:r>
-        <w:rPr>
+          <w:sz w:val="24"/>
+        </w:rPr>
+      </w:pPr>
+      <w:r>
+        <w:rPr>
+          <w:rFonts w:ascii="Arial" w:hAnsi="Arial" w:cs="Arial"/>
           <w:b/>
           <w:caps/>
+          <w:sz w:val="24"/>
         </w:rPr>
         <w:t>I — DOS FATOS</w:t>
       </w:r>
     </w:p>
     <w:p>
       <w:pPr>
-        <w:pBdr>
-          <w:top w:val="single" w:sz="4" w:space="0" w:color="auto"/>
-        </w:pBdr>
-        <w:jc w:val="both"/>
-      </w:pPr>
-    </w:p>
-    <w:p>
-      <w:pPr>
-        <w:pBdr>
-          <w:top w:val="single" w:sz="4" w:space="0" w:color="auto"/>
-        </w:pBdr>
-        <w:jc w:val="both"/>
-      </w:pPr>
-      <w:r>
-        <w:t xml:space="preserve">Em 18 de fevereiro de 2026, a Autora celebrou com a Ré Cédula de Crédito Bancário nº 75805602 (Crédito Pessoal), por meio da qual tomou emprestado o valor líquido de </w:t>
-      </w:r>
-      <w:r>
-        <w:rPr>
-          <w:b/>
+        <w:jc w:val="both"/>
+        <w:rPr>
+          <w:rFonts w:ascii="Arial" w:hAnsi="Arial" w:cs="Arial"/>
+          <w:sz w:val="24"/>
+        </w:rPr>
+      </w:pPr>
+    </w:p>
+    <w:p>
+      <w:pPr>
+        <w:jc w:val="both"/>
+        <w:rPr>
+          <w:rFonts w:ascii="Arial" w:hAnsi="Arial" w:cs="Arial"/>
+          <w:sz w:val="24"/>
+        </w:rPr>
+      </w:pPr>
+      <w:r>
+        <w:rPr>
+          <w:rFonts w:ascii="Arial" w:hAnsi="Arial" w:cs="Arial"/>
+          <w:sz w:val="24"/>
+        </w:rPr>
+        <w:t xml:space="preserve">Em 18 de fevereiro de 2026, a Autora celebrou com a Ré a </w:t>
+      </w:r>
+      <w:r>
+        <w:rPr>
+          <w:rFonts w:ascii="Arial" w:hAnsi="Arial" w:cs="Arial"/>
+          <w:b/>
+          <w:sz w:val="24"/>
+        </w:rPr>
+        <w:t>primeira Cédula de Crédito Bancário nº 75805602</w:t>
+      </w:r>
+      <w:r>
+        <w:rPr>
+          <w:rFonts w:ascii="Arial" w:hAnsi="Arial" w:cs="Arial"/>
+          <w:sz w:val="24"/>
+        </w:rPr>
+        <w:t xml:space="preserve"> (Crédito Pessoal), por meio da qual tomou emprestado o valor líquido de </w:t>
+      </w:r>
+      <w:r>
+        <w:rPr>
+          <w:rFonts w:ascii="Arial" w:hAnsi="Arial" w:cs="Arial"/>
+          <w:b/>
+          <w:sz w:val="24"/>
         </w:rPr>
         <w:t>R$ 5.000,00 (cinco mil reais)</w:t>
       </w:r>
       <w:r>
+        <w:rPr>
+          <w:rFonts w:ascii="Arial" w:hAnsi="Arial" w:cs="Arial"/>
+          <w:sz w:val="24"/>
+        </w:rPr>
         <w:t>, a ser restituído em 30 (trinta) parcelas mensais de R$ 775,06, com vencimento da primeira em 16/03/2026 e da última em 16/08/2028.</w:t>
       </w:r>
     </w:p>
     <w:p>
       <w:pPr>
-        <w:pBdr>
-          <w:top w:val="single" w:sz="4" w:space="0" w:color="auto"/>
-        </w:pBdr>
-        <w:jc w:val="both"/>
-      </w:pPr>
-    </w:p>
-    <w:p>
-      <w:pPr>
-        <w:pBdr>
-          <w:top w:val="single" w:sz="4" w:space="0" w:color="auto"/>
-        </w:pBdr>
-        <w:jc w:val="both"/>
-      </w:pPr>
-      <w:r>
-        <w:t xml:space="preserve">Referida operação, contudo, impõe à Autora o pagamento total de </w:t>
-      </w:r>
-      <w:r>
-        <w:rPr>
-          <w:b/>
-        </w:rPr>
-        <w:t>R$ 23.251,80 (vinte e três mil, duzentos e cinquenta e um reais e oitenta centavos)</w:t>
-      </w:r>
-      <w:r>
-        <w:t xml:space="preserve"> — valor que representa </w:t>
-      </w:r>
-      <w:r>
-        <w:rPr>
-          <w:b/>
-        </w:rPr>
-        <w:t>365% (trezentos e sessenta e cinco por cento)</w:t>
-      </w:r>
-      <w:r>
-        <w:t xml:space="preserve"> do montante efetivamente recebido, configurando flagrante desequilíbrio contratual.</w:t>
-      </w:r>
-    </w:p>
-    <w:p>
-      <w:pPr>
-        <w:pBdr>
-          <w:top w:val="single" w:sz="4" w:space="0" w:color="auto"/>
-        </w:pBdr>
-        <w:jc w:val="both"/>
-      </w:pPr>
-    </w:p>
-    <w:p>
-      <w:pPr>
-        <w:pBdr>
-          <w:top w:val="single" w:sz="4" w:space="0" w:color="auto"/>
-        </w:pBdr>
-        <w:jc w:val="both"/>
-      </w:pPr>
-      <w:r>
-        <w:lastRenderedPageBreak/>
+        <w:jc w:val="both"/>
+        <w:rPr>
+          <w:rFonts w:ascii="Arial" w:hAnsi="Arial" w:cs="Arial"/>
+          <w:sz w:val="24"/>
+        </w:rPr>
+      </w:pPr>
+    </w:p>
+    <w:p>
+      <w:pPr>
+        <w:jc w:val="both"/>
+        <w:rPr>
+          <w:rFonts w:ascii="Arial" w:hAnsi="Arial" w:cs="Arial"/>
+          <w:sz w:val="24"/>
+        </w:rPr>
+      </w:pPr>
+      <w:r>
+        <w:rPr>
+          <w:rFonts w:ascii="Arial" w:hAnsi="Arial" w:cs="Arial"/>
+          <w:sz w:val="24"/>
+        </w:rPr>
+        <w:t xml:space="preserve">Decorridos apenas </w:t>
+      </w:r>
+      <w:r>
+        <w:rPr>
+          <w:rFonts w:ascii="Arial" w:hAnsi="Arial" w:cs="Arial"/>
+          <w:b/>
+          <w:sz w:val="24"/>
+        </w:rPr>
+        <w:t>19 (dezenove) dias</w:t>
+      </w:r>
+      <w:r>
+        <w:rPr>
+          <w:rFonts w:ascii="Arial" w:hAnsi="Arial" w:cs="Arial"/>
+          <w:sz w:val="24"/>
+        </w:rPr>
+        <w:t xml:space="preserve">, em 09 de março de 2026, a mesma Ré concedeu à Autora uma </w:t>
+      </w:r>
+      <w:r>
+        <w:rPr>
+          <w:rFonts w:ascii="Arial" w:hAnsi="Arial" w:cs="Arial"/>
+          <w:b/>
+          <w:sz w:val="24"/>
+        </w:rPr>
+        <w:t>segunda Cédula de Crédito Bancário nº 75825597</w:t>
+      </w:r>
+      <w:r>
+        <w:rPr>
+          <w:rFonts w:ascii="Arial" w:hAnsi="Arial" w:cs="Arial"/>
+          <w:sz w:val="24"/>
+        </w:rPr>
+        <w:t xml:space="preserve">, desta feita no valor líquido de </w:t>
+      </w:r>
+      <w:r>
+        <w:rPr>
+          <w:rFonts w:ascii="Arial" w:hAnsi="Arial" w:cs="Arial"/>
+          <w:b/>
+          <w:sz w:val="24"/>
+        </w:rPr>
+        <w:t>R$ 6.372,78 (seis mil, trezentos e setenta e dois reais e setenta e oito centavos)</w:t>
+      </w:r>
+      <w:r>
+        <w:rPr>
+          <w:rFonts w:ascii="Arial" w:hAnsi="Arial" w:cs="Arial"/>
+          <w:sz w:val="24"/>
+        </w:rPr>
+        <w:t>, a ser restituído em outras 30 (trinta) parcelas mensais de R$ 994,60, com vencimento da primeira em 06/04/2026 e da última em 06/09/2028.</w:t>
+      </w:r>
+    </w:p>
+    <w:p>
+      <w:pPr>
+        <w:jc w:val="both"/>
+        <w:rPr>
+          <w:rFonts w:ascii="Arial" w:hAnsi="Arial" w:cs="Arial"/>
+          <w:sz w:val="24"/>
+        </w:rPr>
+      </w:pPr>
+    </w:p>
+    <w:p>
+      <w:pPr>
+        <w:jc w:val="both"/>
+        <w:rPr>
+          <w:rFonts w:ascii="Arial" w:hAnsi="Arial" w:cs="Arial"/>
+          <w:sz w:val="24"/>
+        </w:rPr>
+      </w:pPr>
+      <w:r>
+        <w:rPr>
+          <w:rFonts w:ascii="Arial" w:hAnsi="Arial" w:cs="Arial"/>
+          <w:sz w:val="24"/>
+        </w:rPr>
+        <w:t xml:space="preserve">Ambos os contratos foram celebrados com a </w:t>
+      </w:r>
+      <w:r>
+        <w:rPr>
+          <w:rFonts w:ascii="Arial" w:hAnsi="Arial" w:cs="Arial"/>
+          <w:b/>
+          <w:sz w:val="24"/>
+        </w:rPr>
+        <w:t>mesma taxa de juros de 13,75% ao mês</w:t>
+      </w:r>
+      <w:r>
+        <w:rPr>
+          <w:rFonts w:ascii="Arial" w:hAnsi="Arial" w:cs="Arial"/>
+          <w:sz w:val="24"/>
+        </w:rPr>
+        <w:t>, pelo mesmo credor, com o mesmo seguro prestamista compulsoriamente embutido — e sem que a Ré verificasse, conforme exige a Lei 14.181/2021, a real capacidade de pagamento da Autora antes de conceder o segundo crédito.</w:t>
+      </w:r>
+    </w:p>
+    <w:p>
+      <w:pPr>
+        <w:jc w:val="both"/>
+        <w:rPr>
+          <w:rFonts w:ascii="Arial" w:hAnsi="Arial" w:cs="Arial"/>
+          <w:sz w:val="24"/>
+        </w:rPr>
+      </w:pPr>
+    </w:p>
+    <w:p>
+      <w:pPr>
+        <w:jc w:val="both"/>
+        <w:rPr>
+          <w:rFonts w:ascii="Arial" w:hAnsi="Arial" w:cs="Arial"/>
+          <w:sz w:val="24"/>
+        </w:rPr>
+      </w:pPr>
+      <w:r>
+        <w:rPr>
+          <w:rFonts w:ascii="Arial" w:hAnsi="Arial" w:cs="Arial"/>
+          <w:sz w:val="24"/>
+        </w:rPr>
+        <w:t xml:space="preserve">O resultado é devastador: a Autora, que recebeu efetivamente </w:t>
+      </w:r>
+      <w:r>
+        <w:rPr>
+          <w:rFonts w:ascii="Arial" w:hAnsi="Arial" w:cs="Arial"/>
+          <w:b/>
+          <w:sz w:val="24"/>
+        </w:rPr>
+        <w:t>R$ 11.372,78 (onze mil, trezentos e setenta e dois reais e setenta e oito centavos)</w:t>
+      </w:r>
+      <w:r>
+        <w:rPr>
+          <w:rFonts w:ascii="Arial" w:hAnsi="Arial" w:cs="Arial"/>
+          <w:sz w:val="24"/>
+        </w:rPr>
+        <w:t xml:space="preserve">, passou a dever </w:t>
+      </w:r>
+      <w:r>
+        <w:rPr>
+          <w:rFonts w:ascii="Arial" w:hAnsi="Arial" w:cs="Arial"/>
+          <w:b/>
+          <w:sz w:val="24"/>
+        </w:rPr>
+        <w:t>R$ 53.089,80 (cinquenta e três mil e oitenta e nove reais e oitenta centavos)</w:t>
+      </w:r>
+      <w:r>
+        <w:rPr>
+          <w:rFonts w:ascii="Arial" w:hAnsi="Arial" w:cs="Arial"/>
+          <w:sz w:val="24"/>
+        </w:rPr>
+        <w:t xml:space="preserve"> — comprometendo </w:t>
+      </w:r>
+      <w:r>
+        <w:rPr>
+          <w:rFonts w:ascii="Arial" w:hAnsi="Arial" w:cs="Arial"/>
+          <w:b/>
+          <w:sz w:val="24"/>
+        </w:rPr>
+        <w:t>R$ 1.769,66 (um mil, setecentos e sessenta e nove reais e sessenta e seis centavos) por mês</w:t>
+      </w:r>
+      <w:r>
+        <w:rPr>
+          <w:rFonts w:ascii="Arial" w:hAnsi="Arial" w:cs="Arial"/>
+          <w:sz w:val="24"/>
+        </w:rPr>
+        <w:t xml:space="preserve"> em parcelas simultâneas dos dois contratos, o que representa </w:t>
+      </w:r>
+      <w:r>
+        <w:rPr>
+          <w:rFonts w:ascii="Arial" w:hAnsi="Arial" w:cs="Arial"/>
+          <w:b/>
+          <w:sz w:val="24"/>
+        </w:rPr>
+        <w:t>366,8% (trezentos e sessenta e seis virgula oito por cento)</w:t>
+      </w:r>
+      <w:r>
+        <w:rPr>
+          <w:rFonts w:ascii="Arial" w:hAnsi="Arial" w:cs="Arial"/>
+          <w:sz w:val="24"/>
+        </w:rPr>
+        <w:t xml:space="preserve"> do total que recebeu.</w:t>
+      </w:r>
+    </w:p>
+    <w:p>
+      <w:pPr>
+        <w:jc w:val="both"/>
+        <w:rPr>
+          <w:rFonts w:ascii="Arial" w:hAnsi="Arial" w:cs="Arial"/>
+          <w:sz w:val="24"/>
+        </w:rPr>
+      </w:pPr>
+    </w:p>
+    <w:p>
+      <w:pPr>
+        <w:jc w:val="both"/>
+        <w:rPr>
+          <w:rFonts w:ascii="Arial" w:hAnsi="Arial" w:cs="Arial"/>
+          <w:sz w:val="24"/>
+        </w:rPr>
+      </w:pPr>
+      <w:r>
+        <w:rPr>
+          <w:rFonts w:ascii="Arial" w:hAnsi="Arial" w:cs="Arial"/>
+          <w:sz w:val="24"/>
+        </w:rPr>
         <w:t xml:space="preserve">Além dos juros remuneratórios estipulados à taxa de </w:t>
       </w:r>
       <w:r>
         <w:rPr>
-          <w:b/>
+          <w:rFonts w:ascii="Arial" w:hAnsi="Arial" w:cs="Arial"/>
+          <w:b/>
+          <w:sz w:val="24"/>
         </w:rPr>
         <w:t>13,75% ao mês (369,26% ao ano)</w:t>
       </w:r>
       <w:r>
+        <w:rPr>
+          <w:rFonts w:ascii="Arial" w:hAnsi="Arial" w:cs="Arial"/>
+          <w:sz w:val="24"/>
+        </w:rPr>
         <w:t xml:space="preserve">, muito acima da média praticada pelo mercado financeiro para operações da mesma espécie, o contrato embutiu o valor de </w:t>
       </w:r>
       <w:r>
         <w:rPr>
-          <w:b/>
+          <w:rFonts w:ascii="Arial" w:hAnsi="Arial" w:cs="Arial"/>
+          <w:b/>
+          <w:sz w:val="24"/>
         </w:rPr>
         <w:t>R$ 350,00</w:t>
       </w:r>
       <w:r>
+        <w:rPr>
+          <w:rFonts w:ascii="Arial" w:hAnsi="Arial" w:cs="Arial"/>
+          <w:sz w:val="24"/>
+        </w:rPr>
         <w:t xml:space="preserve"> a título de prêmio de seguro prestamista, sem que à Autora fosse dada real possibilidade de recusa, configurando venda casada vedada pelo Código de Defesa do Consumidor.</w:t>
       </w:r>
     </w:p>
     <w:p>
       <w:pPr>
-        <w:pBdr>
-          <w:top w:val="single" w:sz="4" w:space="0" w:color="auto"/>
-        </w:pBdr>
-        <w:jc w:val="both"/>
-      </w:pPr>
-    </w:p>
-    <w:p>
-      <w:pPr>
-        <w:pBdr>
-          <w:top w:val="single" w:sz="4" w:space="0" w:color="auto"/>
-        </w:pBdr>
-        <w:jc w:val="both"/>
-      </w:pPr>
-      <w:r>
+        <w:jc w:val="both"/>
+        <w:rPr>
+          <w:rFonts w:ascii="Arial" w:hAnsi="Arial" w:cs="Arial"/>
+          <w:sz w:val="24"/>
+        </w:rPr>
+      </w:pPr>
+    </w:p>
+    <w:p>
+      <w:pPr>
+        <w:jc w:val="both"/>
+        <w:rPr>
+          <w:rFonts w:ascii="Arial" w:hAnsi="Arial" w:cs="Arial"/>
+          <w:sz w:val="24"/>
+        </w:rPr>
+      </w:pPr>
+      <w:r>
+        <w:rPr>
+          <w:rFonts w:ascii="Arial" w:hAnsi="Arial" w:cs="Arial"/>
+          <w:sz w:val="24"/>
+        </w:rPr>
         <w:t xml:space="preserve">Verificou-se, ainda, contradição expressa no instrumento contratual: enquanto o </w:t>
       </w:r>
       <w:r>
         <w:rPr>
-          <w:b/>
+          <w:rFonts w:ascii="Arial" w:hAnsi="Arial" w:cs="Arial"/>
+          <w:b/>
+          <w:sz w:val="24"/>
         </w:rPr>
         <w:t>Quadro III, item 18</w:t>
       </w:r>
       <w:r>
+        <w:rPr>
+          <w:rFonts w:ascii="Arial" w:hAnsi="Arial" w:cs="Arial"/>
+          <w:sz w:val="24"/>
+        </w:rPr>
         <w:t xml:space="preserve">, estipula multa moratória de </w:t>
       </w:r>
       <w:r>
         <w:rPr>
-          <w:b/>
+          <w:rFonts w:ascii="Arial" w:hAnsi="Arial" w:cs="Arial"/>
+          <w:b/>
+          <w:sz w:val="24"/>
         </w:rPr>
         <w:t>0% (zero por cento)</w:t>
       </w:r>
       <w:r>
+        <w:rPr>
+          <w:rFonts w:ascii="Arial" w:hAnsi="Arial" w:cs="Arial"/>
+          <w:sz w:val="24"/>
+        </w:rPr>
         <w:t xml:space="preserve">, a cláusula 3 das condições gerais prevê multa de </w:t>
       </w:r>
       <w:r>
         <w:rPr>
-          <w:b/>
+          <w:rFonts w:ascii="Arial" w:hAnsi="Arial" w:cs="Arial"/>
+          <w:b/>
+          <w:sz w:val="24"/>
         </w:rPr>
         <w:t>2% ao mês</w:t>
       </w:r>
       <w:r>
+        <w:rPr>
+          <w:rFonts w:ascii="Arial" w:hAnsi="Arial" w:cs="Arial"/>
+          <w:sz w:val="24"/>
+        </w:rPr>
         <w:t xml:space="preserve"> sobre o valor em atraso — antinomia que, nos termos do CDC e do Código Civil, deve ser resolvida em favor da Autora.</w:t>
       </w:r>
     </w:p>
     <w:p>
       <w:pPr>
-        <w:pBdr>
-          <w:top w:val="single" w:sz="4" w:space="0" w:color="auto"/>
-        </w:pBdr>
-        <w:jc w:val="both"/>
-      </w:pPr>
-    </w:p>
-    <w:p>
-      <w:pPr>
-        <w:pBdr>
-          <w:top w:val="single" w:sz="4" w:space="0" w:color="auto"/>
-        </w:pBdr>
-        <w:jc w:val="both"/>
-      </w:pPr>
-      <w:r>
+        <w:jc w:val="both"/>
+        <w:rPr>
+          <w:rFonts w:ascii="Arial" w:hAnsi="Arial" w:cs="Arial"/>
+          <w:sz w:val="24"/>
+        </w:rPr>
+      </w:pPr>
+    </w:p>
+    <w:p>
+      <w:pPr>
+        <w:jc w:val="both"/>
+        <w:rPr>
+          <w:rFonts w:ascii="Arial" w:hAnsi="Arial" w:cs="Arial"/>
+          <w:sz w:val="24"/>
+        </w:rPr>
+      </w:pPr>
+      <w:r>
+        <w:rPr>
+          <w:rFonts w:ascii="Arial" w:hAnsi="Arial" w:cs="Arial"/>
+          <w:sz w:val="24"/>
+        </w:rPr>
         <w:t xml:space="preserve">Acresce que a </w:t>
       </w:r>
       <w:r>
         <w:rPr>
-          <w:b/>
+          <w:rFonts w:ascii="Arial" w:hAnsi="Arial" w:cs="Arial"/>
+          <w:b/>
+          <w:sz w:val="24"/>
         </w:rPr>
         <w:t>cláusula 9, item (iii)</w:t>
       </w:r>
       <w:r>
+        <w:rPr>
+          <w:rFonts w:ascii="Arial" w:hAnsi="Arial" w:cs="Arial"/>
+          <w:sz w:val="24"/>
+        </w:rPr>
         <w:t>, veda à Autora o direito de invocar os artigos 317, 393, 478, 479 e 480 do Código Civil — dispositivos que asseguram revisão contratual em casos de onerosidade excessiva e força maior —, cláusula que é nula de pleno direito por importar em renúncia antecipada a direitos irrenunciáveis.</w:t>
       </w:r>
     </w:p>
     <w:p>
       <w:pPr>
-        <w:pBdr>
-          <w:top w:val="single" w:sz="4" w:space="0" w:color="auto"/>
-        </w:pBdr>
-        <w:jc w:val="both"/>
-      </w:pPr>
-    </w:p>
-    <w:p>
-      <w:pPr>
-        <w:pBdr>
-          <w:top w:val="single" w:sz="4" w:space="0" w:color="auto"/>
-        </w:pBdr>
-        <w:jc w:val="both"/>
-      </w:pPr>
-      <w:r>
+        <w:jc w:val="both"/>
+        <w:rPr>
+          <w:rFonts w:ascii="Arial" w:hAnsi="Arial" w:cs="Arial"/>
+          <w:sz w:val="24"/>
+        </w:rPr>
+      </w:pPr>
+    </w:p>
+    <w:p>
+      <w:pPr>
+        <w:jc w:val="both"/>
+        <w:rPr>
+          <w:rFonts w:ascii="Arial" w:hAnsi="Arial" w:cs="Arial"/>
+          <w:sz w:val="24"/>
+        </w:rPr>
+      </w:pPr>
+      <w:r>
+        <w:rPr>
+          <w:rFonts w:ascii="Arial" w:hAnsi="Arial" w:cs="Arial"/>
+          <w:sz w:val="24"/>
+        </w:rPr>
         <w:t xml:space="preserve">Por fim, a </w:t>
       </w:r>
       <w:r>
         <w:rPr>
-          <w:b/>
+          <w:rFonts w:ascii="Arial" w:hAnsi="Arial" w:cs="Arial"/>
+          <w:b/>
+          <w:sz w:val="24"/>
         </w:rPr>
         <w:t>cláusula 2.1</w:t>
       </w:r>
       <w:r>
+        <w:rPr>
+          <w:rFonts w:ascii="Arial" w:hAnsi="Arial" w:cs="Arial"/>
+          <w:sz w:val="24"/>
+        </w:rPr>
         <w:t xml:space="preserve"> autoriza a Ré a debitar os valores devidos em qualquer conta de titularidade da Autora, inclusive mediante uso de limite de crédito, o que pode resultar em endividamento em cascata e impõe restrição abusiva ao patrimônio da consumidora.</w:t>
       </w:r>
     </w:p>
     <w:p>
       <w:pPr>
-        <w:pBdr>
-          <w:top w:val="single" w:sz="4" w:space="0" w:color="auto"/>
-        </w:pBdr>
-        <w:jc w:val="both"/>
-      </w:pPr>
-    </w:p>
-    <w:p>
-      <w:pPr>
-        <w:pBdr>
-          <w:top w:val="single" w:sz="4" w:space="0" w:color="auto"/>
-        </w:pBdr>
-        <w:jc w:val="both"/>
-      </w:pPr>
-      <w:r>
+        <w:jc w:val="both"/>
+        <w:rPr>
+          <w:rFonts w:ascii="Arial" w:hAnsi="Arial" w:cs="Arial"/>
+          <w:sz w:val="24"/>
+        </w:rPr>
+      </w:pPr>
+    </w:p>
+    <w:p>
+      <w:pPr>
+        <w:jc w:val="both"/>
+        <w:rPr>
+          <w:rFonts w:ascii="Arial" w:hAnsi="Arial" w:cs="Arial"/>
+          <w:sz w:val="24"/>
+        </w:rPr>
+      </w:pPr>
+      <w:r>
+        <w:rPr>
+          <w:rFonts w:ascii="Arial" w:hAnsi="Arial" w:cs="Arial"/>
+          <w:sz w:val="24"/>
+        </w:rPr>
         <w:t>Diante desse cenário de manifesta abusividade, não resta alternativa senão buscar a tutela jurisdicional para revisão do contrato, com expurgo dos encargos ilegais e devolução dos valores indevidamente cobrados.</w:t>
       </w:r>
     </w:p>
     <w:p>
       <w:pPr>
-        <w:pBdr>
-          <w:top w:val="single" w:sz="4" w:space="0" w:color="auto"/>
-        </w:pBdr>
-        <w:jc w:val="both"/>
-      </w:pPr>
-    </w:p>
-    <w:p>
-      <w:pPr>
-        <w:pBdr>
-          <w:top w:val="single" w:sz="4" w:space="0" w:color="auto"/>
-        </w:pBdr>
-        <w:jc w:val="both"/>
-      </w:pPr>
-    </w:p>
-    <w:p>
-      <w:pPr>
-        <w:pBdr>
-          <w:top w:val="single" w:sz="4" w:space="0" w:color="auto"/>
-        </w:pBdr>
-        <w:jc w:val="both"/>
-      </w:pPr>
-    </w:p>
-    <w:p>
-      <w:pPr>
-        <w:pBdr>
-          <w:top w:val="single" w:sz="4" w:space="0" w:color="auto"/>
-        </w:pBdr>
-        <w:jc w:val="both"/>
-        <w:rPr>
+        <w:jc w:val="both"/>
+        <w:rPr>
+          <w:rFonts w:ascii="Arial" w:hAnsi="Arial" w:cs="Arial"/>
+          <w:sz w:val="24"/>
+        </w:rPr>
+      </w:pPr>
+    </w:p>
+    <w:p>
+      <w:pPr>
+        <w:jc w:val="both"/>
+        <w:rPr>
+          <w:rFonts w:ascii="Arial" w:hAnsi="Arial" w:cs="Arial"/>
+          <w:sz w:val="24"/>
+        </w:rPr>
+      </w:pPr>
+    </w:p>
+    <w:p>
+      <w:pPr>
+        <w:jc w:val="both"/>
+        <w:rPr>
+          <w:rFonts w:ascii="Arial" w:hAnsi="Arial" w:cs="Arial"/>
+          <w:sz w:val="24"/>
+        </w:rPr>
+      </w:pPr>
+    </w:p>
+    <w:p>
+      <w:pPr>
+        <w:jc w:val="both"/>
+        <w:rPr>
+          <w:rFonts w:ascii="Arial" w:hAnsi="Arial" w:cs="Arial"/>
           <w:b/>
           <w:caps/>
-        </w:rPr>
-      </w:pPr>
-      <w:r>
-        <w:rPr>
+          <w:sz w:val="24"/>
+        </w:rPr>
+      </w:pPr>
+      <w:r>
+        <w:rPr>
+          <w:rFonts w:ascii="Arial" w:hAnsi="Arial" w:cs="Arial"/>
           <w:b/>
           <w:caps/>
+          <w:sz w:val="24"/>
         </w:rPr>
         <w:t>II — DO DIREITO</w:t>
       </w:r>
     </w:p>
     <w:p>
       <w:pPr>
-        <w:pBdr>
-          <w:top w:val="single" w:sz="4" w:space="0" w:color="auto"/>
-        </w:pBdr>
-        <w:jc w:val="both"/>
-      </w:pPr>
-    </w:p>
-    <w:p>
-      <w:pPr>
-        <w:pBdr>
-          <w:top w:val="single" w:sz="4" w:space="0" w:color="auto"/>
-        </w:pBdr>
-        <w:jc w:val="both"/>
-        <w:rPr>
-          <w:b/>
-        </w:rPr>
-      </w:pPr>
-      <w:r>
-        <w:rPr>
-          <w:b/>
+        <w:jc w:val="both"/>
+        <w:rPr>
+          <w:rFonts w:ascii="Arial" w:hAnsi="Arial" w:cs="Arial"/>
+          <w:sz w:val="24"/>
+        </w:rPr>
+      </w:pPr>
+    </w:p>
+    <w:p>
+      <w:pPr>
+        <w:jc w:val="both"/>
+        <w:rPr>
+          <w:rFonts w:ascii="Arial" w:hAnsi="Arial" w:cs="Arial"/>
+          <w:b/>
+          <w:sz w:val="24"/>
+        </w:rPr>
+      </w:pPr>
+      <w:r>
+        <w:rPr>
+          <w:rFonts w:ascii="Arial" w:hAnsi="Arial" w:cs="Arial"/>
+          <w:b/>
+          <w:sz w:val="24"/>
         </w:rPr>
         <w:t>2.1 Da aplicabilidade do Código de Defesa do Consumidor</w:t>
       </w:r>
     </w:p>
     <w:p>
       <w:pPr>
-        <w:pBdr>
-          <w:top w:val="single" w:sz="4" w:space="0" w:color="auto"/>
-        </w:pBdr>
-        <w:jc w:val="both"/>
-      </w:pPr>
-    </w:p>
-    <w:p>
-      <w:pPr>
-        <w:pBdr>
-          <w:top w:val="single" w:sz="4" w:space="0" w:color="auto"/>
-        </w:pBdr>
-        <w:jc w:val="both"/>
-      </w:pPr>
-      <w:r>
-        <w:t xml:space="preserve">A relação jurídica estabelecida entre a Autora e a Ré é de consumo, porquanto a Ré é fornecedora de serviços financeiros (CDC, art. 3º, § 2º) e a Autora, destinatária </w:t>
-      </w:r>
-      <w:r>
-        <w:lastRenderedPageBreak/>
-        <w:t>final. A incidência do Código de Defesa do Consumidor às instituições financeiras é matéria pacificada pelo Superior Tribunal de Justiça:</w:t>
-      </w:r>
-    </w:p>
-    <w:p>
-      <w:pPr>
-        <w:pBdr>
-          <w:top w:val="single" w:sz="4" w:space="0" w:color="auto"/>
-        </w:pBdr>
-        <w:jc w:val="both"/>
-      </w:pPr>
-    </w:p>
-    <w:p>
-      <w:pPr>
-        <w:pBdr>
-          <w:top w:val="single" w:sz="4" w:space="0" w:color="auto"/>
-        </w:pBdr>
+        <w:jc w:val="both"/>
+        <w:rPr>
+          <w:rFonts w:ascii="Arial" w:hAnsi="Arial" w:cs="Arial"/>
+          <w:sz w:val="24"/>
+        </w:rPr>
+      </w:pPr>
+    </w:p>
+    <w:p>
+      <w:pPr>
+        <w:jc w:val="both"/>
+        <w:rPr>
+          <w:rFonts w:ascii="Arial" w:hAnsi="Arial" w:cs="Arial"/>
+          <w:sz w:val="24"/>
+        </w:rPr>
+      </w:pPr>
+      <w:r>
+        <w:rPr>
+          <w:rFonts w:ascii="Arial" w:hAnsi="Arial" w:cs="Arial"/>
+          <w:sz w:val="24"/>
+        </w:rPr>
+        <w:t>A relação jurídica estabelecida entre a Autora e a Ré é de consumo, porquanto a Ré é fornecedora de serviços financeiros (CDC, art. 3º, § 2º) e a Autora, destinatária final. A incidência do Código de Defesa do Consumidor às instituições financeiras é matéria pacificada pelo Superior Tribunal de Justiça:</w:t>
+      </w:r>
+    </w:p>
+    <w:p>
+      <w:pPr>
+        <w:jc w:val="both"/>
+        <w:rPr>
+          <w:rFonts w:ascii="Arial" w:hAnsi="Arial" w:cs="Arial"/>
+          <w:sz w:val="24"/>
+        </w:rPr>
+      </w:pPr>
+    </w:p>
+    <w:p>
+      <w:pPr>
         <w:ind w:left="850" w:right="850"/>
         <w:jc w:val="both"/>
         <w:rPr>
+          <w:rFonts w:ascii="Arial" w:hAnsi="Arial" w:cs="Arial"/>
           <w:i/>
-          <w:sz w:val="22"/>
-        </w:rPr>
-      </w:pPr>
-      <w:r>
-        <w:rPr>
+        </w:rPr>
+      </w:pPr>
+      <w:r>
+        <w:rPr>
+          <w:rFonts w:ascii="Arial" w:hAnsi="Arial" w:cs="Arial"/>
           <w:i/>
-          <w:sz w:val="22"/>
         </w:rPr>
         <w:t>*"O Código de Defesa do Consumidor é aplicável às instituições financeiras."*</w:t>
       </w:r>
     </w:p>
     <w:p>
       <w:pPr>
-        <w:pBdr>
-          <w:top w:val="single" w:sz="4" w:space="0" w:color="auto"/>
-        </w:pBdr>
         <w:ind w:left="850" w:right="850"/>
         <w:jc w:val="both"/>
         <w:rPr>
+          <w:rFonts w:ascii="Arial" w:hAnsi="Arial" w:cs="Arial"/>
           <w:i/>
-          <w:sz w:val="22"/>
-        </w:rPr>
-      </w:pPr>
-      <w:r>
-        <w:rPr>
+        </w:rPr>
+      </w:pPr>
+      <w:r>
+        <w:rPr>
+          <w:rFonts w:ascii="Arial" w:hAnsi="Arial" w:cs="Arial"/>
           <w:i/>
-          <w:sz w:val="22"/>
         </w:rPr>
         <w:t>(STJ, Súmula 297)</w:t>
       </w:r>
     </w:p>
     <w:p>
       <w:pPr>
-        <w:pBdr>
-          <w:top w:val="single" w:sz="4" w:space="0" w:color="auto"/>
-        </w:pBdr>
-        <w:jc w:val="both"/>
-        <w:rPr>
-          <w:sz w:val="22"/>
-        </w:rPr>
-      </w:pPr>
-    </w:p>
-    <w:p>
-      <w:pPr>
-        <w:pBdr>
-          <w:top w:val="single" w:sz="4" w:space="0" w:color="auto"/>
-        </w:pBdr>
-        <w:jc w:val="both"/>
-      </w:pPr>
-      <w:r>
+        <w:jc w:val="both"/>
+        <w:rPr>
+          <w:rFonts w:ascii="Arial" w:hAnsi="Arial" w:cs="Arial"/>
+          <w:sz w:val="24"/>
+        </w:rPr>
+      </w:pPr>
+    </w:p>
+    <w:p>
+      <w:pPr>
+        <w:jc w:val="both"/>
+        <w:rPr>
+          <w:rFonts w:ascii="Arial" w:hAnsi="Arial" w:cs="Arial"/>
+          <w:sz w:val="24"/>
+        </w:rPr>
+      </w:pPr>
+      <w:r>
+        <w:rPr>
+          <w:rFonts w:ascii="Arial" w:hAnsi="Arial" w:cs="Arial"/>
+          <w:sz w:val="24"/>
+        </w:rPr>
         <w:t>Ademais, o STF, no julgamento da ADI 2.591, confirmou a plena aplicação do CDC aos contratos bancários.</w:t>
       </w:r>
     </w:p>
     <w:p>
       <w:pPr>
-        <w:pBdr>
-          <w:top w:val="single" w:sz="4" w:space="0" w:color="auto"/>
-        </w:pBdr>
-        <w:jc w:val="both"/>
-      </w:pPr>
-    </w:p>
-    <w:p>
-      <w:pPr>
-        <w:pBdr>
-          <w:top w:val="single" w:sz="4" w:space="0" w:color="auto"/>
-        </w:pBdr>
-        <w:jc w:val="both"/>
-      </w:pPr>
-      <w:r>
+        <w:jc w:val="both"/>
+        <w:rPr>
+          <w:rFonts w:ascii="Arial" w:hAnsi="Arial" w:cs="Arial"/>
+          <w:sz w:val="24"/>
+        </w:rPr>
+      </w:pPr>
+    </w:p>
+    <w:p>
+      <w:pPr>
+        <w:jc w:val="both"/>
+        <w:rPr>
+          <w:rFonts w:ascii="Arial" w:hAnsi="Arial" w:cs="Arial"/>
+          <w:sz w:val="24"/>
+        </w:rPr>
+      </w:pPr>
+      <w:r>
+        <w:rPr>
+          <w:rFonts w:ascii="Arial" w:hAnsi="Arial" w:cs="Arial"/>
+          <w:sz w:val="24"/>
+        </w:rPr>
         <w:t>Nessa condição, a Autora faz jus à revisão das cláusulas abusivas (CDC, art. 6º, V) e à nulidade das disposições que estabeleçam obrigações iníquas ou incompatíveis com a boa-fé (CDC, art. 51, IV).</w:t>
       </w:r>
     </w:p>
     <w:p>
       <w:pPr>
-        <w:pBdr>
-          <w:top w:val="single" w:sz="4" w:space="0" w:color="auto"/>
-        </w:pBdr>
-        <w:jc w:val="both"/>
-      </w:pPr>
-    </w:p>
-    <w:p>
-      <w:pPr>
-        <w:pBdr>
-          <w:top w:val="single" w:sz="4" w:space="0" w:color="auto"/>
-        </w:pBdr>
-        <w:jc w:val="both"/>
-      </w:pPr>
-    </w:p>
-    <w:p>
-      <w:pPr>
-        <w:pBdr>
-          <w:top w:val="single" w:sz="4" w:space="0" w:color="auto"/>
-        </w:pBdr>
-        <w:jc w:val="both"/>
-      </w:pPr>
-    </w:p>
-    <w:p>
-      <w:pPr>
-        <w:pBdr>
-          <w:top w:val="single" w:sz="4" w:space="0" w:color="auto"/>
-        </w:pBdr>
-        <w:jc w:val="both"/>
-        <w:rPr>
-          <w:b/>
-        </w:rPr>
-      </w:pPr>
-      <w:r>
-        <w:rPr>
-          <w:b/>
+        <w:jc w:val="both"/>
+        <w:rPr>
+          <w:rFonts w:ascii="Arial" w:hAnsi="Arial" w:cs="Arial"/>
+          <w:sz w:val="24"/>
+        </w:rPr>
+      </w:pPr>
+    </w:p>
+    <w:p>
+      <w:pPr>
+        <w:jc w:val="both"/>
+        <w:rPr>
+          <w:rFonts w:ascii="Arial" w:hAnsi="Arial" w:cs="Arial"/>
+          <w:sz w:val="24"/>
+        </w:rPr>
+      </w:pPr>
+    </w:p>
+    <w:p>
+      <w:pPr>
+        <w:jc w:val="both"/>
+        <w:rPr>
+          <w:rFonts w:ascii="Arial" w:hAnsi="Arial" w:cs="Arial"/>
+          <w:sz w:val="24"/>
+        </w:rPr>
+      </w:pPr>
+    </w:p>
+    <w:p>
+      <w:pPr>
+        <w:jc w:val="both"/>
+        <w:rPr>
+          <w:rFonts w:ascii="Arial" w:hAnsi="Arial" w:cs="Arial"/>
+          <w:b/>
+          <w:sz w:val="24"/>
+        </w:rPr>
+      </w:pPr>
+      <w:r>
+        <w:rPr>
+          <w:rFonts w:ascii="Arial" w:hAnsi="Arial" w:cs="Arial"/>
+          <w:b/>
+          <w:sz w:val="24"/>
         </w:rPr>
         <w:t>2.2 Dos juros remuneratórios abusivos</w:t>
       </w:r>
     </w:p>
     <w:p>
       <w:pPr>
-        <w:pBdr>
-          <w:top w:val="single" w:sz="4" w:space="0" w:color="auto"/>
-        </w:pBdr>
-        <w:jc w:val="both"/>
-      </w:pPr>
-    </w:p>
-    <w:p>
-      <w:pPr>
-        <w:pBdr>
-          <w:top w:val="single" w:sz="4" w:space="0" w:color="auto"/>
-        </w:pBdr>
-        <w:jc w:val="both"/>
-      </w:pPr>
-      <w:r>
+        <w:jc w:val="both"/>
+        <w:rPr>
+          <w:rFonts w:ascii="Arial" w:hAnsi="Arial" w:cs="Arial"/>
+          <w:sz w:val="24"/>
+        </w:rPr>
+      </w:pPr>
+    </w:p>
+    <w:p>
+      <w:pPr>
+        <w:jc w:val="both"/>
+        <w:rPr>
+          <w:rFonts w:ascii="Arial" w:hAnsi="Arial" w:cs="Arial"/>
+          <w:sz w:val="24"/>
+        </w:rPr>
+      </w:pPr>
+      <w:r>
+        <w:rPr>
+          <w:rFonts w:ascii="Arial" w:hAnsi="Arial" w:cs="Arial"/>
+          <w:sz w:val="24"/>
+        </w:rPr>
         <w:t xml:space="preserve">Os juros remuneratórios pactuados no contrato em questão correspondem a </w:t>
       </w:r>
       <w:r>
         <w:rPr>
-          <w:b/>
+          <w:rFonts w:ascii="Arial" w:hAnsi="Arial" w:cs="Arial"/>
+          <w:b/>
+          <w:sz w:val="24"/>
         </w:rPr>
         <w:t>13,75% ao mês e 369,26% ao ano</w:t>
       </w:r>
       <w:r>
+        <w:rPr>
+          <w:rFonts w:ascii="Arial" w:hAnsi="Arial" w:cs="Arial"/>
+          <w:sz w:val="24"/>
+        </w:rPr>
         <w:t>, taxa muito superior à média praticada pelo mercado para operações de crédito pessoal não consignado, conforme dados públicos divulgados pelo Banco Central do Brasil.</w:t>
       </w:r>
     </w:p>
     <w:p>
       <w:pPr>
-        <w:pBdr>
-          <w:top w:val="single" w:sz="4" w:space="0" w:color="auto"/>
-        </w:pBdr>
-        <w:jc w:val="both"/>
-      </w:pPr>
-    </w:p>
-    <w:p>
-      <w:pPr>
-        <w:pBdr>
-          <w:top w:val="single" w:sz="4" w:space="0" w:color="auto"/>
-        </w:pBdr>
-        <w:jc w:val="both"/>
-      </w:pPr>
-      <w:r>
+        <w:jc w:val="both"/>
+        <w:rPr>
+          <w:rFonts w:ascii="Arial" w:hAnsi="Arial" w:cs="Arial"/>
+          <w:sz w:val="24"/>
+        </w:rPr>
+      </w:pPr>
+    </w:p>
+    <w:p>
+      <w:pPr>
+        <w:jc w:val="both"/>
+        <w:rPr>
+          <w:rFonts w:ascii="Arial" w:hAnsi="Arial" w:cs="Arial"/>
+          <w:sz w:val="24"/>
+        </w:rPr>
+      </w:pPr>
+      <w:r>
+        <w:rPr>
+          <w:rFonts w:ascii="Arial" w:hAnsi="Arial" w:cs="Arial"/>
+          <w:sz w:val="24"/>
+        </w:rPr>
         <w:t>O Superior Tribunal de Justiça, no julgamento do REsp 1.061.530/RS (Tema 27, repetitivo), fixou a seguinte tese:</w:t>
       </w:r>
     </w:p>
     <w:p>
       <w:pPr>
-        <w:pBdr>
-          <w:top w:val="single" w:sz="4" w:space="0" w:color="auto"/>
-        </w:pBdr>
-        <w:jc w:val="both"/>
-      </w:pPr>
-    </w:p>
-    <w:p>
-      <w:pPr>
-        <w:pBdr>
-          <w:top w:val="single" w:sz="4" w:space="0" w:color="auto"/>
-        </w:pBdr>
+        <w:jc w:val="both"/>
+        <w:rPr>
+          <w:rFonts w:ascii="Arial" w:hAnsi="Arial" w:cs="Arial"/>
+          <w:sz w:val="24"/>
+        </w:rPr>
+      </w:pPr>
+    </w:p>
+    <w:p>
+      <w:pPr>
         <w:ind w:left="850" w:right="850"/>
         <w:jc w:val="both"/>
         <w:rPr>
+          <w:rFonts w:ascii="Arial" w:hAnsi="Arial" w:cs="Arial"/>
           <w:i/>
-          <w:sz w:val="22"/>
-        </w:rPr>
-      </w:pPr>
-      <w:r>
-        <w:rPr>
+        </w:rPr>
+      </w:pPr>
+      <w:r>
+        <w:rPr>
+          <w:rFonts w:ascii="Arial" w:hAnsi="Arial" w:cs="Arial"/>
           <w:i/>
-          <w:sz w:val="22"/>
         </w:rPr>
         <w:t>*"É admitida a revisão das taxas de juros remuneratórios em situações excepcionais, desde que caracterizada a relação de consumo e que a abusividade (juros excessivos) fique cabalmente demonstrada, ante as peculiaridades do julgamento em concreto."*</w:t>
       </w:r>
     </w:p>
     <w:p>
       <w:pPr>
-        <w:pBdr>
-          <w:top w:val="single" w:sz="4" w:space="0" w:color="auto"/>
-        </w:pBdr>
-        <w:jc w:val="both"/>
-        <w:rPr>
-          <w:sz w:val="22"/>
-        </w:rPr>
-      </w:pPr>
-    </w:p>
-    <w:p>
-      <w:pPr>
-        <w:pBdr>
-          <w:top w:val="single" w:sz="4" w:space="0" w:color="auto"/>
-        </w:pBdr>
-        <w:jc w:val="both"/>
-      </w:pPr>
-      <w:r>
-        <w:t xml:space="preserve">A abusividade é aferida pela comparação com a taxa média de mercado apurada pelo Banco Central para a mesma modalidade de crédito (Resolução BACEN nº 4.559/2017). Considerando que a taxa contratada excede em mais de três vezes a </w:t>
-      </w:r>
-      <w:r>
-        <w:lastRenderedPageBreak/>
-        <w:t>taxa média de mercado para a mesma categoria de operação, sua revisão judicial é medida que se impõe, sob pena de enriquecimento ilícito da Ré (CC, art. 884).</w:t>
-      </w:r>
-    </w:p>
-    <w:p>
-      <w:pPr>
-        <w:pBdr>
-          <w:top w:val="single" w:sz="4" w:space="0" w:color="auto"/>
-        </w:pBdr>
-        <w:jc w:val="both"/>
-      </w:pPr>
-    </w:p>
-    <w:p>
-      <w:pPr>
-        <w:pBdr>
-          <w:top w:val="single" w:sz="4" w:space="0" w:color="auto"/>
-        </w:pBdr>
-        <w:jc w:val="both"/>
-      </w:pPr>
-      <w:r>
+        <w:jc w:val="both"/>
+        <w:rPr>
+          <w:rFonts w:ascii="Arial" w:hAnsi="Arial" w:cs="Arial"/>
+          <w:sz w:val="24"/>
+        </w:rPr>
+      </w:pPr>
+    </w:p>
+    <w:p>
+      <w:pPr>
+        <w:jc w:val="both"/>
+        <w:rPr>
+          <w:rFonts w:ascii="Arial" w:hAnsi="Arial" w:cs="Arial"/>
+          <w:sz w:val="24"/>
+        </w:rPr>
+      </w:pPr>
+      <w:r>
+        <w:rPr>
+          <w:rFonts w:ascii="Arial" w:hAnsi="Arial" w:cs="Arial"/>
+          <w:sz w:val="24"/>
+        </w:rPr>
+        <w:t>A abusividade é aferida pela comparação com a taxa média de mercado apurada pelo Banco Central para a mesma modalidade de crédito (Resolução BACEN nº 4.559/2017). Considerando que a taxa contratada excede em mais de três vezes a taxa média de mercado para a mesma categoria de operação, sua revisão judicial é medida que se impõe, sob pena de enriquecimento ilícito da Ré (CC, art. 884).</w:t>
+      </w:r>
+    </w:p>
+    <w:p>
+      <w:pPr>
+        <w:jc w:val="both"/>
+        <w:rPr>
+          <w:rFonts w:ascii="Arial" w:hAnsi="Arial" w:cs="Arial"/>
+          <w:sz w:val="24"/>
+        </w:rPr>
+      </w:pPr>
+    </w:p>
+    <w:p>
+      <w:pPr>
+        <w:jc w:val="both"/>
+        <w:rPr>
+          <w:rFonts w:ascii="Arial" w:hAnsi="Arial" w:cs="Arial"/>
+          <w:sz w:val="24"/>
+        </w:rPr>
+      </w:pPr>
+      <w:r>
+        <w:rPr>
+          <w:rFonts w:ascii="Arial" w:hAnsi="Arial" w:cs="Arial"/>
+          <w:sz w:val="24"/>
+        </w:rPr>
         <w:t>Requer-se, portanto, a redução da taxa de juros remuneratórios para a média de mercado apurada pelo Banco Central do Brasil na data da contratação (18/02/2026), para a modalidade de crédito pessoal não consignado, com recálculo de todo o saldo devedor.</w:t>
       </w:r>
     </w:p>
     <w:p>
       <w:pPr>
-        <w:pBdr>
-          <w:top w:val="single" w:sz="4" w:space="0" w:color="auto"/>
-        </w:pBdr>
-        <w:jc w:val="both"/>
-      </w:pPr>
-    </w:p>
-    <w:p>
-      <w:pPr>
-        <w:pBdr>
-          <w:top w:val="single" w:sz="4" w:space="0" w:color="auto"/>
-        </w:pBdr>
-        <w:jc w:val="both"/>
-      </w:pPr>
-    </w:p>
-    <w:p>
-      <w:pPr>
-        <w:pBdr>
-          <w:top w:val="single" w:sz="4" w:space="0" w:color="auto"/>
-        </w:pBdr>
-        <w:jc w:val="both"/>
-      </w:pPr>
-    </w:p>
-    <w:p>
-      <w:pPr>
-        <w:pBdr>
-          <w:top w:val="single" w:sz="4" w:space="0" w:color="auto"/>
-        </w:pBdr>
-        <w:jc w:val="both"/>
-        <w:rPr>
-          <w:b/>
-        </w:rPr>
-      </w:pPr>
-      <w:r>
-        <w:rPr>
-          <w:b/>
+        <w:jc w:val="both"/>
+        <w:rPr>
+          <w:rFonts w:ascii="Arial" w:hAnsi="Arial" w:cs="Arial"/>
+          <w:sz w:val="24"/>
+        </w:rPr>
+      </w:pPr>
+    </w:p>
+    <w:p>
+      <w:pPr>
+        <w:jc w:val="both"/>
+        <w:rPr>
+          <w:rFonts w:ascii="Arial" w:hAnsi="Arial" w:cs="Arial"/>
+          <w:sz w:val="24"/>
+        </w:rPr>
+      </w:pPr>
+    </w:p>
+    <w:p>
+      <w:pPr>
+        <w:jc w:val="both"/>
+        <w:rPr>
+          <w:rFonts w:ascii="Arial" w:hAnsi="Arial" w:cs="Arial"/>
+          <w:sz w:val="24"/>
+        </w:rPr>
+      </w:pPr>
+    </w:p>
+    <w:p>
+      <w:pPr>
+        <w:jc w:val="both"/>
+        <w:rPr>
+          <w:rFonts w:ascii="Arial" w:hAnsi="Arial" w:cs="Arial"/>
+          <w:b/>
+          <w:sz w:val="24"/>
+        </w:rPr>
+      </w:pPr>
+      <w:r>
+        <w:rPr>
+          <w:rFonts w:ascii="Arial" w:hAnsi="Arial" w:cs="Arial"/>
+          <w:b/>
+          <w:sz w:val="24"/>
         </w:rPr>
         <w:t>2.3 Do seguro prestamista — venda casada</w:t>
       </w:r>
     </w:p>
     <w:p>
       <w:pPr>
-        <w:pBdr>
-          <w:top w:val="single" w:sz="4" w:space="0" w:color="auto"/>
-        </w:pBdr>
-        <w:jc w:val="both"/>
-      </w:pPr>
-    </w:p>
-    <w:p>
-      <w:pPr>
-        <w:pBdr>
-          <w:top w:val="single" w:sz="4" w:space="0" w:color="auto"/>
-        </w:pBdr>
-        <w:jc w:val="both"/>
-      </w:pPr>
-      <w:r>
+        <w:jc w:val="both"/>
+        <w:rPr>
+          <w:rFonts w:ascii="Arial" w:hAnsi="Arial" w:cs="Arial"/>
+          <w:sz w:val="24"/>
+        </w:rPr>
+      </w:pPr>
+    </w:p>
+    <w:p>
+      <w:pPr>
+        <w:jc w:val="both"/>
+        <w:rPr>
+          <w:rFonts w:ascii="Arial" w:hAnsi="Arial" w:cs="Arial"/>
+          <w:sz w:val="24"/>
+        </w:rPr>
+      </w:pPr>
+      <w:r>
+        <w:rPr>
+          <w:rFonts w:ascii="Arial" w:hAnsi="Arial" w:cs="Arial"/>
+          <w:sz w:val="24"/>
+        </w:rPr>
         <w:t xml:space="preserve">O contrato incluiu no valor financiado o prêmio de seguro prestamista no montante de </w:t>
       </w:r>
       <w:r>
         <w:rPr>
-          <w:b/>
+          <w:rFonts w:ascii="Arial" w:hAnsi="Arial" w:cs="Arial"/>
+          <w:b/>
+          <w:sz w:val="24"/>
         </w:rPr>
         <w:t>R$ 350,00</w:t>
       </w:r>
       <w:r>
+        <w:rPr>
+          <w:rFonts w:ascii="Arial" w:hAnsi="Arial" w:cs="Arial"/>
+          <w:sz w:val="24"/>
+        </w:rPr>
         <w:t>, em nome da seguradora Zurich, sem que à Autora fosse conferida opção efetiva e real de não contratar o referido seguro. A proposta de adesão, embora contenha a declaração de que "a contratação do seguro é opcional", contraditoriamente apresenta o valor já embutido no total financiado, caracterizando consentimento viciado.</w:t>
       </w:r>
     </w:p>
     <w:p>
       <w:pPr>
-        <w:pBdr>
-          <w:top w:val="single" w:sz="4" w:space="0" w:color="auto"/>
-        </w:pBdr>
-        <w:jc w:val="both"/>
-      </w:pPr>
-    </w:p>
-    <w:p>
-      <w:pPr>
-        <w:pBdr>
-          <w:top w:val="single" w:sz="4" w:space="0" w:color="auto"/>
-        </w:pBdr>
-        <w:jc w:val="both"/>
-      </w:pPr>
-      <w:r>
+        <w:jc w:val="both"/>
+        <w:rPr>
+          <w:rFonts w:ascii="Arial" w:hAnsi="Arial" w:cs="Arial"/>
+          <w:sz w:val="24"/>
+        </w:rPr>
+      </w:pPr>
+    </w:p>
+    <w:p>
+      <w:pPr>
+        <w:jc w:val="both"/>
+        <w:rPr>
+          <w:rFonts w:ascii="Arial" w:hAnsi="Arial" w:cs="Arial"/>
+          <w:sz w:val="24"/>
+        </w:rPr>
+      </w:pPr>
+      <w:r>
+        <w:rPr>
+          <w:rFonts w:ascii="Arial" w:hAnsi="Arial" w:cs="Arial"/>
+          <w:sz w:val="24"/>
+        </w:rPr>
         <w:t xml:space="preserve">Tal prática configura </w:t>
       </w:r>
       <w:r>
         <w:rPr>
-          <w:b/>
+          <w:rFonts w:ascii="Arial" w:hAnsi="Arial" w:cs="Arial"/>
+          <w:b/>
+          <w:sz w:val="24"/>
         </w:rPr>
         <w:t>venda casada</w:t>
       </w:r>
       <w:r>
+        <w:rPr>
+          <w:rFonts w:ascii="Arial" w:hAnsi="Arial" w:cs="Arial"/>
+          <w:sz w:val="24"/>
+        </w:rPr>
         <w:t>, vedada pelo artigo 39, inciso I, do CDC:</w:t>
       </w:r>
     </w:p>
     <w:p>
       <w:pPr>
-        <w:pBdr>
-          <w:top w:val="single" w:sz="4" w:space="0" w:color="auto"/>
-        </w:pBdr>
-        <w:jc w:val="both"/>
-      </w:pPr>
-    </w:p>
-    <w:p>
-      <w:pPr>
-        <w:pBdr>
-          <w:top w:val="single" w:sz="4" w:space="0" w:color="auto"/>
-        </w:pBdr>
+        <w:jc w:val="both"/>
+        <w:rPr>
+          <w:rFonts w:ascii="Arial" w:hAnsi="Arial" w:cs="Arial"/>
+          <w:sz w:val="24"/>
+        </w:rPr>
+      </w:pPr>
+    </w:p>
+    <w:p>
+      <w:pPr>
         <w:ind w:left="850" w:right="850"/>
         <w:jc w:val="both"/>
         <w:rPr>
+          <w:rFonts w:ascii="Arial" w:hAnsi="Arial" w:cs="Arial"/>
           <w:i/>
-          <w:sz w:val="22"/>
-        </w:rPr>
-      </w:pPr>
-      <w:r>
-        <w:rPr>
+        </w:rPr>
+      </w:pPr>
+      <w:r>
+        <w:rPr>
+          <w:rFonts w:ascii="Arial" w:hAnsi="Arial" w:cs="Arial"/>
           <w:i/>
-          <w:sz w:val="22"/>
         </w:rPr>
         <w:t>*"É vedado ao fornecedor de produtos ou serviços, dentre outras práticas abusivas: I — condicionar o fornecimento de produto ou de serviço ao fornecimento de outro produto ou serviço."*</w:t>
       </w:r>
     </w:p>
     <w:p>
       <w:pPr>
-        <w:pBdr>
-          <w:top w:val="single" w:sz="4" w:space="0" w:color="auto"/>
-        </w:pBdr>
-        <w:jc w:val="both"/>
-        <w:rPr>
-          <w:sz w:val="22"/>
-        </w:rPr>
-      </w:pPr>
-    </w:p>
-    <w:p>
-      <w:pPr>
-        <w:pBdr>
-          <w:top w:val="single" w:sz="4" w:space="0" w:color="auto"/>
-        </w:pBdr>
-        <w:jc w:val="both"/>
-      </w:pPr>
-      <w:r>
+        <w:jc w:val="both"/>
+        <w:rPr>
+          <w:rFonts w:ascii="Arial" w:hAnsi="Arial" w:cs="Arial"/>
+          <w:sz w:val="24"/>
+        </w:rPr>
+      </w:pPr>
+    </w:p>
+    <w:p>
+      <w:pPr>
+        <w:jc w:val="both"/>
+        <w:rPr>
+          <w:rFonts w:ascii="Arial" w:hAnsi="Arial" w:cs="Arial"/>
+          <w:sz w:val="24"/>
+        </w:rPr>
+      </w:pPr>
+      <w:r>
+        <w:rPr>
+          <w:rFonts w:ascii="Arial" w:hAnsi="Arial" w:cs="Arial"/>
+          <w:sz w:val="24"/>
+        </w:rPr>
         <w:t>O Superior Tribunal de Justiça, no julgamento do REsp 1.639.320/SP, reafirmou que a imposição de seguro prestamista como condição para a concessão do crédito é prática abusiva, cabendo ao consumidor o direito à restituição do valor pago:</w:t>
       </w:r>
     </w:p>
     <w:p>
       <w:pPr>
-        <w:pBdr>
-          <w:top w:val="single" w:sz="4" w:space="0" w:color="auto"/>
-        </w:pBdr>
-        <w:jc w:val="both"/>
-      </w:pPr>
-    </w:p>
-    <w:p>
-      <w:pPr>
-        <w:pBdr>
-          <w:top w:val="single" w:sz="4" w:space="0" w:color="auto"/>
-        </w:pBdr>
+        <w:jc w:val="both"/>
+        <w:rPr>
+          <w:rFonts w:ascii="Arial" w:hAnsi="Arial" w:cs="Arial"/>
+          <w:sz w:val="24"/>
+        </w:rPr>
+      </w:pPr>
+    </w:p>
+    <w:p>
+      <w:pPr>
         <w:ind w:left="850" w:right="850"/>
         <w:jc w:val="both"/>
         <w:rPr>
+          <w:rFonts w:ascii="Arial" w:hAnsi="Arial" w:cs="Arial"/>
           <w:i/>
-          <w:sz w:val="22"/>
-        </w:rPr>
-      </w:pPr>
-      <w:r>
-        <w:rPr>
+        </w:rPr>
+      </w:pPr>
+      <w:r>
+        <w:rPr>
+          <w:rFonts w:ascii="Arial" w:hAnsi="Arial" w:cs="Arial"/>
           <w:i/>
-          <w:sz w:val="22"/>
         </w:rPr>
         <w:t>*"É abusiva a prática de vincular a contratação de financiamento à aquisição compulsória de seguro de proteção financeira."*</w:t>
       </w:r>
     </w:p>
     <w:p>
       <w:pPr>
-        <w:pBdr>
-          <w:top w:val="single" w:sz="4" w:space="0" w:color="auto"/>
-        </w:pBdr>
-        <w:jc w:val="both"/>
-        <w:rPr>
-          <w:sz w:val="22"/>
-        </w:rPr>
-      </w:pPr>
-    </w:p>
-    <w:p>
-      <w:pPr>
-        <w:pBdr>
-          <w:top w:val="single" w:sz="4" w:space="0" w:color="auto"/>
-        </w:pBdr>
-        <w:jc w:val="both"/>
-      </w:pPr>
-      <w:r>
+        <w:jc w:val="both"/>
+        <w:rPr>
+          <w:rFonts w:ascii="Arial" w:hAnsi="Arial" w:cs="Arial"/>
+          <w:sz w:val="24"/>
+        </w:rPr>
+      </w:pPr>
+    </w:p>
+    <w:p>
+      <w:pPr>
+        <w:jc w:val="both"/>
+        <w:rPr>
+          <w:rFonts w:ascii="Arial" w:hAnsi="Arial" w:cs="Arial"/>
+          <w:sz w:val="24"/>
+        </w:rPr>
+      </w:pPr>
+      <w:r>
+        <w:rPr>
+          <w:rFonts w:ascii="Arial" w:hAnsi="Arial" w:cs="Arial"/>
+          <w:sz w:val="24"/>
+        </w:rPr>
         <w:t xml:space="preserve">Requer-se, assim, a declaração de nulidade da cláusula referente ao seguro prestamista e a condenação da Ré à restituição de </w:t>
       </w:r>
       <w:r>
         <w:rPr>
-          <w:b/>
-        </w:rPr>
-        <w:t xml:space="preserve">R$ 350,00 (trezentos e </w:t>
-      </w:r>
-      <w:r>
-        <w:rPr>
-          <w:b/>
-        </w:rPr>
-        <w:lastRenderedPageBreak/>
-        <w:t>cinquenta reais)</w:t>
-      </w:r>
-      <w:r>
+          <w:rFonts w:ascii="Arial" w:hAnsi="Arial" w:cs="Arial"/>
+          <w:b/>
+          <w:sz w:val="24"/>
+        </w:rPr>
+        <w:t>R$ 350,00 (trezentos e cinquenta reais)</w:t>
+      </w:r>
+      <w:r>
+        <w:rPr>
+          <w:rFonts w:ascii="Arial" w:hAnsi="Arial" w:cs="Arial"/>
+          <w:sz w:val="24"/>
+        </w:rPr>
         <w:t>, corrigidos monetariamente pelo INPC desde o desembolso e acrescidos de juros de mora de 1% ao mês desde a citação.</w:t>
       </w:r>
     </w:p>
     <w:p>
       <w:pPr>
-        <w:pBdr>
-          <w:top w:val="single" w:sz="4" w:space="0" w:color="auto"/>
-        </w:pBdr>
-        <w:jc w:val="both"/>
-      </w:pPr>
-    </w:p>
-    <w:p>
-      <w:pPr>
-        <w:pBdr>
-          <w:top w:val="single" w:sz="4" w:space="0" w:color="auto"/>
-        </w:pBdr>
-        <w:jc w:val="both"/>
-      </w:pPr>
-    </w:p>
-    <w:p>
-      <w:pPr>
-        <w:pBdr>
-          <w:top w:val="single" w:sz="4" w:space="0" w:color="auto"/>
-        </w:pBdr>
-        <w:jc w:val="both"/>
-      </w:pPr>
-    </w:p>
-    <w:p>
-      <w:pPr>
-        <w:pBdr>
-          <w:top w:val="single" w:sz="4" w:space="0" w:color="auto"/>
-        </w:pBdr>
-        <w:jc w:val="both"/>
-        <w:rPr>
-          <w:b/>
-        </w:rPr>
-      </w:pPr>
-      <w:r>
-        <w:rPr>
-          <w:b/>
+        <w:jc w:val="both"/>
+        <w:rPr>
+          <w:rFonts w:ascii="Arial" w:hAnsi="Arial" w:cs="Arial"/>
+          <w:sz w:val="24"/>
+        </w:rPr>
+      </w:pPr>
+    </w:p>
+    <w:p>
+      <w:pPr>
+        <w:jc w:val="both"/>
+        <w:rPr>
+          <w:rFonts w:ascii="Arial" w:hAnsi="Arial" w:cs="Arial"/>
+          <w:sz w:val="24"/>
+        </w:rPr>
+      </w:pPr>
+    </w:p>
+    <w:p>
+      <w:pPr>
+        <w:jc w:val="both"/>
+        <w:rPr>
+          <w:rFonts w:ascii="Arial" w:hAnsi="Arial" w:cs="Arial"/>
+          <w:sz w:val="24"/>
+        </w:rPr>
+      </w:pPr>
+    </w:p>
+    <w:p>
+      <w:pPr>
+        <w:jc w:val="both"/>
+        <w:rPr>
+          <w:rFonts w:ascii="Arial" w:hAnsi="Arial" w:cs="Arial"/>
+          <w:b/>
+          <w:sz w:val="24"/>
+        </w:rPr>
+      </w:pPr>
+      <w:r>
+        <w:rPr>
+          <w:rFonts w:ascii="Arial" w:hAnsi="Arial" w:cs="Arial"/>
+          <w:b/>
+          <w:sz w:val="24"/>
         </w:rPr>
         <w:t>2.4 Da nulidade da cláusula de renúncia a direitos — cláusula 9(iii)</w:t>
       </w:r>
     </w:p>
     <w:p>
       <w:pPr>
-        <w:pBdr>
-          <w:top w:val="single" w:sz="4" w:space="0" w:color="auto"/>
-        </w:pBdr>
-        <w:jc w:val="both"/>
-      </w:pPr>
-    </w:p>
-    <w:p>
-      <w:pPr>
-        <w:pBdr>
-          <w:top w:val="single" w:sz="4" w:space="0" w:color="auto"/>
-        </w:pBdr>
-        <w:jc w:val="both"/>
-      </w:pPr>
-      <w:r>
+        <w:jc w:val="both"/>
+        <w:rPr>
+          <w:rFonts w:ascii="Arial" w:hAnsi="Arial" w:cs="Arial"/>
+          <w:sz w:val="24"/>
+        </w:rPr>
+      </w:pPr>
+    </w:p>
+    <w:p>
+      <w:pPr>
+        <w:jc w:val="both"/>
+        <w:rPr>
+          <w:rFonts w:ascii="Arial" w:hAnsi="Arial" w:cs="Arial"/>
+          <w:sz w:val="24"/>
+        </w:rPr>
+      </w:pPr>
+      <w:r>
+        <w:rPr>
+          <w:rFonts w:ascii="Arial" w:hAnsi="Arial" w:cs="Arial"/>
+          <w:sz w:val="24"/>
+        </w:rPr>
         <w:t>A cláusula 9, item (iii), do contrato estabelece que a Autora "não poderá invocar o disposto nos artigos 317, 393, 478, 479 e 480 do Código Civil em eventual cenário de disputa relacionada a esta CCB".</w:t>
       </w:r>
     </w:p>
     <w:p>
       <w:pPr>
-        <w:pBdr>
-          <w:top w:val="single" w:sz="4" w:space="0" w:color="auto"/>
-        </w:pBdr>
-        <w:jc w:val="both"/>
-      </w:pPr>
-    </w:p>
-    <w:p>
-      <w:pPr>
-        <w:pBdr>
-          <w:top w:val="single" w:sz="4" w:space="0" w:color="auto"/>
-        </w:pBdr>
-        <w:jc w:val="both"/>
-      </w:pPr>
-      <w:r>
+        <w:jc w:val="both"/>
+        <w:rPr>
+          <w:rFonts w:ascii="Arial" w:hAnsi="Arial" w:cs="Arial"/>
+          <w:sz w:val="24"/>
+        </w:rPr>
+      </w:pPr>
+    </w:p>
+    <w:p>
+      <w:pPr>
+        <w:jc w:val="both"/>
+        <w:rPr>
+          <w:rFonts w:ascii="Arial" w:hAnsi="Arial" w:cs="Arial"/>
+          <w:sz w:val="24"/>
+        </w:rPr>
+      </w:pPr>
+      <w:r>
+        <w:rPr>
+          <w:rFonts w:ascii="Arial" w:hAnsi="Arial" w:cs="Arial"/>
+          <w:sz w:val="24"/>
+        </w:rPr>
         <w:t>Os dispositivos objeto da vedação garantem ao contratante:</w:t>
       </w:r>
     </w:p>
     <w:p>
       <w:pPr>
-        <w:pBdr>
-          <w:top w:val="single" w:sz="4" w:space="0" w:color="auto"/>
-        </w:pBdr>
         <w:ind w:left="567"/>
         <w:jc w:val="both"/>
-      </w:pPr>
-      <w:r>
+        <w:rPr>
+          <w:rFonts w:ascii="Arial" w:hAnsi="Arial" w:cs="Arial"/>
+          <w:sz w:val="24"/>
+        </w:rPr>
+      </w:pPr>
+      <w:r>
+        <w:rPr>
+          <w:rFonts w:ascii="Arial" w:hAnsi="Arial" w:cs="Arial"/>
+          <w:sz w:val="24"/>
+        </w:rPr>
         <w:t>• Art. 317: Revisão das prestações em razão de desvalorização superveniente da moeda;</w:t>
       </w:r>
     </w:p>
     <w:p>
       <w:pPr>
-        <w:pBdr>
-          <w:top w:val="single" w:sz="4" w:space="0" w:color="auto"/>
-        </w:pBdr>
         <w:ind w:left="567"/>
         <w:jc w:val="both"/>
-      </w:pPr>
-      <w:r>
+        <w:rPr>
+          <w:rFonts w:ascii="Arial" w:hAnsi="Arial" w:cs="Arial"/>
+          <w:sz w:val="24"/>
+        </w:rPr>
+      </w:pPr>
+      <w:r>
+        <w:rPr>
+          <w:rFonts w:ascii="Arial" w:hAnsi="Arial" w:cs="Arial"/>
+          <w:sz w:val="24"/>
+        </w:rPr>
         <w:t>• Art. 393: Afastamento de responsabilidade em caso de força maior ou caso fortuito;</w:t>
       </w:r>
     </w:p>
     <w:p>
       <w:pPr>
-        <w:pBdr>
-          <w:top w:val="single" w:sz="4" w:space="0" w:color="auto"/>
-        </w:pBdr>
         <w:ind w:left="567"/>
         <w:jc w:val="both"/>
-      </w:pPr>
-      <w:r>
+        <w:rPr>
+          <w:rFonts w:ascii="Arial" w:hAnsi="Arial" w:cs="Arial"/>
+          <w:sz w:val="24"/>
+        </w:rPr>
+      </w:pPr>
+      <w:r>
+        <w:rPr>
+          <w:rFonts w:ascii="Arial" w:hAnsi="Arial" w:cs="Arial"/>
+          <w:sz w:val="24"/>
+        </w:rPr>
         <w:t>• Arts. 478 a 480: Resolução ou revisão do contrato por onerosidade excessiva superveniente.</w:t>
       </w:r>
     </w:p>
     <w:p>
       <w:pPr>
-        <w:pBdr>
-          <w:top w:val="single" w:sz="4" w:space="0" w:color="auto"/>
-        </w:pBdr>
-        <w:jc w:val="both"/>
-      </w:pPr>
-    </w:p>
-    <w:p>
-      <w:pPr>
-        <w:pBdr>
-          <w:top w:val="single" w:sz="4" w:space="0" w:color="auto"/>
-        </w:pBdr>
-        <w:jc w:val="both"/>
-      </w:pPr>
-      <w:r>
+        <w:jc w:val="both"/>
+        <w:rPr>
+          <w:rFonts w:ascii="Arial" w:hAnsi="Arial" w:cs="Arial"/>
+          <w:sz w:val="24"/>
+        </w:rPr>
+      </w:pPr>
+    </w:p>
+    <w:p>
+      <w:pPr>
+        <w:jc w:val="both"/>
+        <w:rPr>
+          <w:rFonts w:ascii="Arial" w:hAnsi="Arial" w:cs="Arial"/>
+          <w:sz w:val="24"/>
+        </w:rPr>
+      </w:pPr>
+      <w:r>
+        <w:rPr>
+          <w:rFonts w:ascii="Arial" w:hAnsi="Arial" w:cs="Arial"/>
+          <w:sz w:val="24"/>
+        </w:rPr>
         <w:t>Trata-se de direitos irrenunciáveis, instituídos em benefício da parte vulnerável da relação contratual. Sua supressão prévia em contrato de adesão é nula de pleno direito, nos termos do artigo 424 do Código Civil:</w:t>
       </w:r>
     </w:p>
     <w:p>
       <w:pPr>
-        <w:pBdr>
-          <w:top w:val="single" w:sz="4" w:space="0" w:color="auto"/>
-        </w:pBdr>
-        <w:jc w:val="both"/>
-      </w:pPr>
-    </w:p>
-    <w:p>
-      <w:pPr>
-        <w:pBdr>
-          <w:top w:val="single" w:sz="4" w:space="0" w:color="auto"/>
-        </w:pBdr>
+        <w:jc w:val="both"/>
+        <w:rPr>
+          <w:rFonts w:ascii="Arial" w:hAnsi="Arial" w:cs="Arial"/>
+          <w:sz w:val="24"/>
+        </w:rPr>
+      </w:pPr>
+    </w:p>
+    <w:p>
+      <w:pPr>
         <w:ind w:left="850" w:right="850"/>
         <w:jc w:val="both"/>
         <w:rPr>
+          <w:rFonts w:ascii="Arial" w:hAnsi="Arial" w:cs="Arial"/>
           <w:i/>
-          <w:sz w:val="22"/>
-        </w:rPr>
-      </w:pPr>
-      <w:r>
-        <w:rPr>
+        </w:rPr>
+      </w:pPr>
+      <w:r>
+        <w:rPr>
+          <w:rFonts w:ascii="Arial" w:hAnsi="Arial" w:cs="Arial"/>
           <w:i/>
-          <w:sz w:val="22"/>
         </w:rPr>
         <w:t>*"Nos contratos de adesão, são nulas as cláusulas que estipulem a renúncia antecipada do aderente a direito resultante da natureza do negócio."*</w:t>
       </w:r>
     </w:p>
     <w:p>
       <w:pPr>
-        <w:pBdr>
-          <w:top w:val="single" w:sz="4" w:space="0" w:color="auto"/>
-        </w:pBdr>
-        <w:jc w:val="both"/>
-        <w:rPr>
-          <w:sz w:val="22"/>
-        </w:rPr>
-      </w:pPr>
-    </w:p>
-    <w:p>
-      <w:pPr>
-        <w:pBdr>
-          <w:top w:val="single" w:sz="4" w:space="0" w:color="auto"/>
-        </w:pBdr>
-        <w:jc w:val="both"/>
-      </w:pPr>
-      <w:r>
+        <w:jc w:val="both"/>
+        <w:rPr>
+          <w:rFonts w:ascii="Arial" w:hAnsi="Arial" w:cs="Arial"/>
+          <w:sz w:val="24"/>
+        </w:rPr>
+      </w:pPr>
+    </w:p>
+    <w:p>
+      <w:pPr>
+        <w:jc w:val="both"/>
+        <w:rPr>
+          <w:rFonts w:ascii="Arial" w:hAnsi="Arial" w:cs="Arial"/>
+          <w:sz w:val="24"/>
+        </w:rPr>
+      </w:pPr>
+      <w:r>
+        <w:rPr>
+          <w:rFonts w:ascii="Arial" w:hAnsi="Arial" w:cs="Arial"/>
+          <w:sz w:val="24"/>
+        </w:rPr>
         <w:t>Requer-se a declaração de nulidade da referida cláusula, com fundamento no CDC, art. 51, I e XV, e no CC, art. 424.</w:t>
       </w:r>
     </w:p>
     <w:p>
       <w:pPr>
-        <w:pBdr>
-          <w:top w:val="single" w:sz="4" w:space="0" w:color="auto"/>
-        </w:pBdr>
-        <w:jc w:val="both"/>
-      </w:pPr>
-    </w:p>
-    <w:p>
-      <w:pPr>
-        <w:pBdr>
-          <w:top w:val="single" w:sz="4" w:space="0" w:color="auto"/>
-        </w:pBdr>
-        <w:jc w:val="both"/>
-      </w:pPr>
-    </w:p>
-    <w:p>
-      <w:pPr>
-        <w:pBdr>
-          <w:top w:val="single" w:sz="4" w:space="0" w:color="auto"/>
-        </w:pBdr>
-        <w:jc w:val="both"/>
-      </w:pPr>
-    </w:p>
-    <w:p>
-      <w:pPr>
-        <w:pBdr>
-          <w:top w:val="single" w:sz="4" w:space="0" w:color="auto"/>
-        </w:pBdr>
-        <w:jc w:val="both"/>
-        <w:rPr>
-          <w:b/>
-        </w:rPr>
-      </w:pPr>
-      <w:r>
-        <w:rPr>
-          <w:b/>
+        <w:jc w:val="both"/>
+        <w:rPr>
+          <w:rFonts w:ascii="Arial" w:hAnsi="Arial" w:cs="Arial"/>
+          <w:sz w:val="24"/>
+        </w:rPr>
+      </w:pPr>
+    </w:p>
+    <w:p>
+      <w:pPr>
+        <w:jc w:val="both"/>
+        <w:rPr>
+          <w:rFonts w:ascii="Arial" w:hAnsi="Arial" w:cs="Arial"/>
+          <w:sz w:val="24"/>
+        </w:rPr>
+      </w:pPr>
+    </w:p>
+    <w:p>
+      <w:pPr>
+        <w:jc w:val="both"/>
+        <w:rPr>
+          <w:rFonts w:ascii="Arial" w:hAnsi="Arial" w:cs="Arial"/>
+          <w:sz w:val="24"/>
+        </w:rPr>
+      </w:pPr>
+    </w:p>
+    <w:p>
+      <w:pPr>
+        <w:jc w:val="both"/>
+        <w:rPr>
+          <w:rFonts w:ascii="Arial" w:hAnsi="Arial" w:cs="Arial"/>
+          <w:b/>
+          <w:sz w:val="24"/>
+        </w:rPr>
+      </w:pPr>
+      <w:r>
+        <w:rPr>
+          <w:rFonts w:ascii="Arial" w:hAnsi="Arial" w:cs="Arial"/>
+          <w:b/>
+          <w:sz w:val="24"/>
         </w:rPr>
         <w:t>2.5 Da antinomia relativa à multa moratória</w:t>
       </w:r>
     </w:p>
     <w:p>
       <w:pPr>
-        <w:pBdr>
-          <w:top w:val="single" w:sz="4" w:space="0" w:color="auto"/>
-        </w:pBdr>
-        <w:jc w:val="both"/>
-      </w:pPr>
-    </w:p>
-    <w:p>
-      <w:pPr>
-        <w:pBdr>
-          <w:top w:val="single" w:sz="4" w:space="0" w:color="auto"/>
-        </w:pBdr>
-        <w:jc w:val="both"/>
-      </w:pPr>
-      <w:r>
-        <w:lastRenderedPageBreak/>
+        <w:jc w:val="both"/>
+        <w:rPr>
+          <w:rFonts w:ascii="Arial" w:hAnsi="Arial" w:cs="Arial"/>
+          <w:sz w:val="24"/>
+        </w:rPr>
+      </w:pPr>
+    </w:p>
+    <w:p>
+      <w:pPr>
+        <w:jc w:val="both"/>
+        <w:rPr>
+          <w:rFonts w:ascii="Arial" w:hAnsi="Arial" w:cs="Arial"/>
+          <w:sz w:val="24"/>
+        </w:rPr>
+      </w:pPr>
+      <w:r>
+        <w:rPr>
+          <w:rFonts w:ascii="Arial" w:hAnsi="Arial" w:cs="Arial"/>
+          <w:sz w:val="24"/>
+        </w:rPr>
         <w:t xml:space="preserve">O </w:t>
       </w:r>
       <w:r>
         <w:rPr>
-          <w:b/>
+          <w:rFonts w:ascii="Arial" w:hAnsi="Arial" w:cs="Arial"/>
+          <w:b/>
+          <w:sz w:val="24"/>
         </w:rPr>
         <w:t>Quadro III, item 18</w:t>
       </w:r>
       <w:r>
+        <w:rPr>
+          <w:rFonts w:ascii="Arial" w:hAnsi="Arial" w:cs="Arial"/>
+          <w:sz w:val="24"/>
+        </w:rPr>
         <w:t xml:space="preserve">, do contrato — parte destacada e de leitura imediata pelo consumidor — estipula </w:t>
       </w:r>
       <w:r>
         <w:rPr>
-          <w:b/>
+          <w:rFonts w:ascii="Arial" w:hAnsi="Arial" w:cs="Arial"/>
+          <w:b/>
+          <w:sz w:val="24"/>
         </w:rPr>
         <w:t>multa de 0% (zero por cento)</w:t>
       </w:r>
       <w:r>
+        <w:rPr>
+          <w:rFonts w:ascii="Arial" w:hAnsi="Arial" w:cs="Arial"/>
+          <w:sz w:val="24"/>
+        </w:rPr>
         <w:t xml:space="preserve">. Já a </w:t>
       </w:r>
       <w:r>
         <w:rPr>
-          <w:b/>
+          <w:rFonts w:ascii="Arial" w:hAnsi="Arial" w:cs="Arial"/>
+          <w:b/>
+          <w:sz w:val="24"/>
         </w:rPr>
         <w:t>cláusula 3</w:t>
       </w:r>
       <w:r>
+        <w:rPr>
+          <w:rFonts w:ascii="Arial" w:hAnsi="Arial" w:cs="Arial"/>
+          <w:sz w:val="24"/>
+        </w:rPr>
         <w:t xml:space="preserve"> das condições gerais, inserida em letras miúdas, prevê multa moratória de </w:t>
       </w:r>
       <w:r>
         <w:rPr>
-          <w:b/>
+          <w:rFonts w:ascii="Arial" w:hAnsi="Arial" w:cs="Arial"/>
+          <w:b/>
+          <w:sz w:val="24"/>
         </w:rPr>
         <w:t>2% ao mês</w:t>
       </w:r>
       <w:r>
+        <w:rPr>
+          <w:rFonts w:ascii="Arial" w:hAnsi="Arial" w:cs="Arial"/>
+          <w:sz w:val="24"/>
+        </w:rPr>
         <w:t xml:space="preserve"> sobre o valor em atraso.</w:t>
       </w:r>
     </w:p>
     <w:p>
       <w:pPr>
-        <w:pBdr>
-          <w:top w:val="single" w:sz="4" w:space="0" w:color="auto"/>
-        </w:pBdr>
-        <w:jc w:val="both"/>
-      </w:pPr>
-    </w:p>
-    <w:p>
-      <w:pPr>
-        <w:pBdr>
-          <w:top w:val="single" w:sz="4" w:space="0" w:color="auto"/>
-        </w:pBdr>
-        <w:jc w:val="both"/>
-      </w:pPr>
-      <w:r>
+        <w:jc w:val="both"/>
+        <w:rPr>
+          <w:rFonts w:ascii="Arial" w:hAnsi="Arial" w:cs="Arial"/>
+          <w:sz w:val="24"/>
+        </w:rPr>
+      </w:pPr>
+    </w:p>
+    <w:p>
+      <w:pPr>
+        <w:jc w:val="both"/>
+        <w:rPr>
+          <w:rFonts w:ascii="Arial" w:hAnsi="Arial" w:cs="Arial"/>
+          <w:sz w:val="24"/>
+        </w:rPr>
+      </w:pPr>
+      <w:r>
+        <w:rPr>
+          <w:rFonts w:ascii="Arial" w:hAnsi="Arial" w:cs="Arial"/>
+          <w:sz w:val="24"/>
+        </w:rPr>
         <w:t xml:space="preserve">A contradição interna impõe a aplicação da regra do artigo 423 do Código Civil e do artigo 47 do CDC, que determinam que, em caso de ambiguidade ou contradição, prevalece a interpretação mais favorável ao consumidor/aderente. No caso em tela, prevalece o Quadro III: </w:t>
       </w:r>
       <w:r>
         <w:rPr>
-          <w:b/>
+          <w:rFonts w:ascii="Arial" w:hAnsi="Arial" w:cs="Arial"/>
+          <w:b/>
+          <w:sz w:val="24"/>
         </w:rPr>
         <w:t>multa de 0%</w:t>
       </w:r>
       <w:r>
+        <w:rPr>
+          <w:rFonts w:ascii="Arial" w:hAnsi="Arial" w:cs="Arial"/>
+          <w:sz w:val="24"/>
+        </w:rPr>
         <w:t>.</w:t>
       </w:r>
     </w:p>
     <w:p>
       <w:pPr>
-        <w:pBdr>
-          <w:top w:val="single" w:sz="4" w:space="0" w:color="auto"/>
-        </w:pBdr>
-        <w:jc w:val="both"/>
-      </w:pPr>
-    </w:p>
-    <w:p>
-      <w:pPr>
-        <w:pBdr>
-          <w:top w:val="single" w:sz="4" w:space="0" w:color="auto"/>
-        </w:pBdr>
-        <w:jc w:val="both"/>
-      </w:pPr>
-      <w:r>
+        <w:jc w:val="both"/>
+        <w:rPr>
+          <w:rFonts w:ascii="Arial" w:hAnsi="Arial" w:cs="Arial"/>
+          <w:sz w:val="24"/>
+        </w:rPr>
+      </w:pPr>
+    </w:p>
+    <w:p>
+      <w:pPr>
+        <w:jc w:val="both"/>
+        <w:rPr>
+          <w:rFonts w:ascii="Arial" w:hAnsi="Arial" w:cs="Arial"/>
+          <w:sz w:val="24"/>
+        </w:rPr>
+      </w:pPr>
+      <w:r>
+        <w:rPr>
+          <w:rFonts w:ascii="Arial" w:hAnsi="Arial" w:cs="Arial"/>
+          <w:sz w:val="24"/>
+        </w:rPr>
         <w:t>Requer-se o reconhecimento da nulidade da previsão de multa moratória constante da cláusula 3, devendo prevalecer a redação do Quadro III.</w:t>
       </w:r>
     </w:p>
     <w:p>
       <w:pPr>
-        <w:pBdr>
-          <w:top w:val="single" w:sz="4" w:space="0" w:color="auto"/>
-        </w:pBdr>
-        <w:jc w:val="both"/>
-      </w:pPr>
-    </w:p>
-    <w:p>
-      <w:pPr>
-        <w:pBdr>
-          <w:top w:val="single" w:sz="4" w:space="0" w:color="auto"/>
-        </w:pBdr>
-        <w:jc w:val="both"/>
-      </w:pPr>
-    </w:p>
-    <w:p>
-      <w:pPr>
-        <w:pBdr>
-          <w:top w:val="single" w:sz="4" w:space="0" w:color="auto"/>
-        </w:pBdr>
-        <w:jc w:val="both"/>
-      </w:pPr>
-    </w:p>
-    <w:p>
-      <w:pPr>
-        <w:pBdr>
-          <w:top w:val="single" w:sz="4" w:space="0" w:color="auto"/>
-        </w:pBdr>
-        <w:jc w:val="both"/>
-        <w:rPr>
-          <w:b/>
-        </w:rPr>
-      </w:pPr>
-      <w:r>
-        <w:rPr>
-          <w:b/>
-        </w:rPr>
-        <w:t>2.6 Da cláusula de débito em qualquer conta — abusividade</w:t>
-      </w:r>
-    </w:p>
-    <w:p>
-      <w:pPr>
-        <w:pBdr>
-          <w:top w:val="single" w:sz="4" w:space="0" w:color="auto"/>
-        </w:pBdr>
-        <w:jc w:val="both"/>
-      </w:pPr>
-    </w:p>
-    <w:p>
-      <w:pPr>
-        <w:pBdr>
-          <w:top w:val="single" w:sz="4" w:space="0" w:color="auto"/>
-        </w:pBdr>
-        <w:jc w:val="both"/>
-      </w:pPr>
-      <w:r>
+        <w:jc w:val="both"/>
+        <w:rPr>
+          <w:rFonts w:ascii="Arial" w:hAnsi="Arial" w:cs="Arial"/>
+          <w:sz w:val="24"/>
+        </w:rPr>
+      </w:pPr>
+    </w:p>
+    <w:p>
+      <w:pPr>
+        <w:jc w:val="both"/>
+        <w:rPr>
+          <w:rFonts w:ascii="Arial" w:hAnsi="Arial" w:cs="Arial"/>
+          <w:sz w:val="24"/>
+        </w:rPr>
+      </w:pPr>
+    </w:p>
+    <w:p>
+      <w:pPr>
+        <w:jc w:val="both"/>
+        <w:rPr>
+          <w:rFonts w:ascii="Arial" w:hAnsi="Arial" w:cs="Arial"/>
+          <w:sz w:val="24"/>
+        </w:rPr>
+      </w:pPr>
+    </w:p>
+    <w:p>
+      <w:pPr>
+        <w:jc w:val="both"/>
+        <w:rPr>
+          <w:rFonts w:ascii="Arial" w:hAnsi="Arial" w:cs="Arial"/>
+          <w:b/>
+          <w:sz w:val="24"/>
+        </w:rPr>
+      </w:pPr>
+      <w:r>
+        <w:rPr>
+          <w:rFonts w:ascii="Arial" w:hAnsi="Arial" w:cs="Arial"/>
+          <w:b/>
+          <w:sz w:val="24"/>
+        </w:rPr>
+        <w:t>2.6 Do superendividamento e da concessão irresponsável de crédito — CCB nº 75825597</w:t>
+      </w:r>
+    </w:p>
+    <w:p>
+      <w:pPr>
+        <w:jc w:val="both"/>
+        <w:rPr>
+          <w:rFonts w:ascii="Arial" w:hAnsi="Arial" w:cs="Arial"/>
+          <w:sz w:val="24"/>
+        </w:rPr>
+      </w:pPr>
+    </w:p>
+    <w:p>
+      <w:pPr>
+        <w:jc w:val="both"/>
+        <w:rPr>
+          <w:rFonts w:ascii="Arial" w:hAnsi="Arial" w:cs="Arial"/>
+          <w:sz w:val="24"/>
+        </w:rPr>
+      </w:pPr>
+      <w:r>
+        <w:rPr>
+          <w:rFonts w:ascii="Arial" w:hAnsi="Arial" w:cs="Arial"/>
+          <w:sz w:val="24"/>
+        </w:rPr>
+        <w:t>A Lei nº 14.181/2021 introduziu no Código de Defesa do Consumidor os artigos 54-A a 54-G, que disciplinam a prevenção e o tratamento do superendividamento do consumidor pessoa física. Seu artigo 54-D é explícito ao impor ao fornecedor de crédito o dever de verificar previamente a capacidade de pagamento do consumidor:</w:t>
+      </w:r>
+    </w:p>
+    <w:p>
+      <w:pPr>
+        <w:jc w:val="both"/>
+        <w:rPr>
+          <w:rFonts w:ascii="Arial" w:hAnsi="Arial" w:cs="Arial"/>
+          <w:sz w:val="24"/>
+        </w:rPr>
+      </w:pPr>
+    </w:p>
+    <w:p>
+      <w:pPr>
+        <w:ind w:left="850" w:right="850"/>
+        <w:jc w:val="both"/>
+        <w:rPr>
+          <w:rFonts w:ascii="Arial" w:hAnsi="Arial" w:cs="Arial"/>
+          <w:i/>
+        </w:rPr>
+      </w:pPr>
+      <w:r>
+        <w:rPr>
+          <w:rFonts w:ascii="Arial" w:hAnsi="Arial" w:cs="Arial"/>
+          <w:i/>
+        </w:rPr>
+        <w:t>*"Na oferta de crédito e nas suas condições contratuais, o fornecedor deverá, entre outras condutas: I — informar e advertir adequadamente o consumidor sobre os riscos do endividamento; II — avaliar, de forma responsável, as condições de crédito do consumidor, incluindo a renda, as despesas, o histórico de crédito e o comprometimento da renda."*</w:t>
+      </w:r>
+    </w:p>
+    <w:p>
+      <w:pPr>
+        <w:ind w:left="850" w:right="850"/>
+        <w:jc w:val="both"/>
+        <w:rPr>
+          <w:rFonts w:ascii="Arial" w:hAnsi="Arial" w:cs="Arial"/>
+          <w:i/>
+        </w:rPr>
+      </w:pPr>
+      <w:r>
+        <w:rPr>
+          <w:rFonts w:ascii="Arial" w:hAnsi="Arial" w:cs="Arial"/>
+          <w:i/>
+        </w:rPr>
+        <w:t>(CDC, art. 54-D, incluído pela Lei 14.181/2021)</w:t>
+      </w:r>
+    </w:p>
+    <w:p>
+      <w:pPr>
+        <w:jc w:val="both"/>
+        <w:rPr>
+          <w:rFonts w:ascii="Arial" w:hAnsi="Arial" w:cs="Arial"/>
+          <w:sz w:val="24"/>
+        </w:rPr>
+      </w:pPr>
+    </w:p>
+    <w:p>
+      <w:pPr>
+        <w:jc w:val="both"/>
+        <w:rPr>
+          <w:rFonts w:ascii="Arial" w:hAnsi="Arial" w:cs="Arial"/>
+          <w:sz w:val="24"/>
+        </w:rPr>
+      </w:pPr>
+      <w:r>
+        <w:rPr>
+          <w:rFonts w:ascii="Arial" w:hAnsi="Arial" w:cs="Arial"/>
+          <w:sz w:val="24"/>
+        </w:rPr>
+        <w:t xml:space="preserve">A Ré descumpriu integralmente esse dever. Em 09 de março de 2026, apenas </w:t>
+      </w:r>
+      <w:r>
+        <w:rPr>
+          <w:rFonts w:ascii="Arial" w:hAnsi="Arial" w:cs="Arial"/>
+          <w:b/>
+          <w:sz w:val="24"/>
+        </w:rPr>
+        <w:t>19 dias</w:t>
+      </w:r>
+      <w:r>
+        <w:rPr>
+          <w:rFonts w:ascii="Arial" w:hAnsi="Arial" w:cs="Arial"/>
+          <w:sz w:val="24"/>
+        </w:rPr>
+        <w:t xml:space="preserve"> após ter concedido o primeiro empréstimo de R$ 5.000,00 à Autora — débito que a própria Ré tinha pleno conhecimento, já que é a mesma instituição credora —, concedeu um segundo empréstimo de R$ 6.372,78, sem qualquer avaliação responsável da capacidade de pagamento.</w:t>
+      </w:r>
+    </w:p>
+    <w:p>
+      <w:pPr>
+        <w:jc w:val="both"/>
+        <w:rPr>
+          <w:rFonts w:ascii="Arial" w:hAnsi="Arial" w:cs="Arial"/>
+          <w:sz w:val="24"/>
+        </w:rPr>
+      </w:pPr>
+    </w:p>
+    <w:p>
+      <w:pPr>
+        <w:jc w:val="both"/>
+        <w:rPr>
+          <w:rFonts w:ascii="Arial" w:hAnsi="Arial" w:cs="Arial"/>
+          <w:sz w:val="24"/>
+        </w:rPr>
+      </w:pPr>
+      <w:r>
+        <w:rPr>
+          <w:rFonts w:ascii="Arial" w:hAnsi="Arial" w:cs="Arial"/>
+          <w:sz w:val="24"/>
+        </w:rPr>
+        <w:t xml:space="preserve">O comprometimento mensal resultante é de </w:t>
+      </w:r>
+      <w:r>
+        <w:rPr>
+          <w:rFonts w:ascii="Arial" w:hAnsi="Arial" w:cs="Arial"/>
+          <w:b/>
+          <w:sz w:val="24"/>
+        </w:rPr>
+        <w:t>R$ 1.769,66</w:t>
+      </w:r>
+      <w:r>
+        <w:rPr>
+          <w:rFonts w:ascii="Arial" w:hAnsi="Arial" w:cs="Arial"/>
+          <w:sz w:val="24"/>
+        </w:rPr>
+        <w:t xml:space="preserve"> em parcelas simultâneas. Desconsiderou-se solenemente o artigo 54-A do CDC, que veda práticas que levem o consumidor à situação de superendividamento, definida como a impossibilidade manifesta de pagamento do conjunto das dívidas de consumo vencidas e vincendas.</w:t>
+      </w:r>
+    </w:p>
+    <w:p>
+      <w:pPr>
+        <w:jc w:val="both"/>
+        <w:rPr>
+          <w:rFonts w:ascii="Arial" w:hAnsi="Arial" w:cs="Arial"/>
+          <w:sz w:val="24"/>
+        </w:rPr>
+      </w:pPr>
+    </w:p>
+    <w:p>
+      <w:pPr>
+        <w:jc w:val="both"/>
+        <w:rPr>
+          <w:rFonts w:ascii="Arial" w:hAnsi="Arial" w:cs="Arial"/>
+          <w:sz w:val="24"/>
+        </w:rPr>
+      </w:pPr>
+      <w:r>
+        <w:rPr>
+          <w:rFonts w:ascii="Arial" w:hAnsi="Arial" w:cs="Arial"/>
+          <w:sz w:val="24"/>
+        </w:rPr>
+        <w:t xml:space="preserve">A consequência jurídica prevista no próprio CDC é a </w:t>
+      </w:r>
+      <w:r>
+        <w:rPr>
+          <w:rFonts w:ascii="Arial" w:hAnsi="Arial" w:cs="Arial"/>
+          <w:b/>
+          <w:sz w:val="24"/>
+        </w:rPr>
+        <w:t>revisão ou resolução do contrato</w:t>
+      </w:r>
+      <w:r>
+        <w:rPr>
+          <w:rFonts w:ascii="Arial" w:hAnsi="Arial" w:cs="Arial"/>
+          <w:sz w:val="24"/>
+        </w:rPr>
+        <w:t xml:space="preserve"> que gerou o superendividamento, podendo o Juízo determinar a repactuação das condições com preservação do mínimo existencial do consumidor (CDC, art. 54-F).</w:t>
+      </w:r>
+    </w:p>
+    <w:p>
+      <w:pPr>
+        <w:jc w:val="both"/>
+        <w:rPr>
+          <w:rFonts w:ascii="Arial" w:hAnsi="Arial" w:cs="Arial"/>
+          <w:sz w:val="24"/>
+        </w:rPr>
+      </w:pPr>
+    </w:p>
+    <w:p>
+      <w:pPr>
+        <w:jc w:val="both"/>
+        <w:rPr>
+          <w:rFonts w:ascii="Arial" w:hAnsi="Arial" w:cs="Arial"/>
+          <w:sz w:val="24"/>
+        </w:rPr>
+      </w:pPr>
+      <w:r>
+        <w:rPr>
+          <w:rFonts w:ascii="Arial" w:hAnsi="Arial" w:cs="Arial"/>
+          <w:sz w:val="24"/>
+        </w:rPr>
+        <w:t>Requer-se, portanto, em relação à CCB nº 75825597: (i) a declaração de nulidade da cláusula referente ao seguro prestamista (R$ 446,09 — venda casada); (ii) a declaração de nulidade das mesmas cláusulas abusivas presentes no contrato 1 (cl. 9(iii), 2.1 e 3); e (iii) a revisão das condições do segundo contrato com fundamento no superendividamento, adequando o comprometimento mensal da Autora à sua capacidade real de pagamento, sob pena de lesão ao mínimo existencial.</w:t>
+      </w:r>
+    </w:p>
+    <w:p>
+      <w:pPr>
+        <w:jc w:val="both"/>
+        <w:rPr>
+          <w:rFonts w:ascii="Arial" w:hAnsi="Arial" w:cs="Arial"/>
+          <w:sz w:val="24"/>
+        </w:rPr>
+      </w:pPr>
+    </w:p>
+    <w:p>
+      <w:pPr>
+        <w:jc w:val="both"/>
+        <w:rPr>
+          <w:rFonts w:ascii="Arial" w:hAnsi="Arial" w:cs="Arial"/>
+          <w:sz w:val="24"/>
+        </w:rPr>
+      </w:pPr>
+    </w:p>
+    <w:p>
+      <w:pPr>
+        <w:jc w:val="both"/>
+        <w:rPr>
+          <w:rFonts w:ascii="Arial" w:hAnsi="Arial" w:cs="Arial"/>
+          <w:sz w:val="24"/>
+        </w:rPr>
+      </w:pPr>
+    </w:p>
+    <w:p>
+      <w:pPr>
+        <w:jc w:val="both"/>
+        <w:rPr>
+          <w:rFonts w:ascii="Arial" w:hAnsi="Arial" w:cs="Arial"/>
+          <w:b/>
+          <w:sz w:val="24"/>
+        </w:rPr>
+      </w:pPr>
+      <w:r>
+        <w:rPr>
+          <w:rFonts w:ascii="Arial" w:hAnsi="Arial" w:cs="Arial"/>
+          <w:b/>
+          <w:sz w:val="24"/>
+        </w:rPr>
+        <w:t>2.7 Da cláusula de débito em qualquer conta — abusividade</w:t>
+      </w:r>
+    </w:p>
+    <w:p>
+      <w:pPr>
+        <w:jc w:val="both"/>
+        <w:rPr>
+          <w:rFonts w:ascii="Arial" w:hAnsi="Arial" w:cs="Arial"/>
+          <w:sz w:val="24"/>
+        </w:rPr>
+      </w:pPr>
+    </w:p>
+    <w:p>
+      <w:pPr>
+        <w:jc w:val="both"/>
+        <w:rPr>
+          <w:rFonts w:ascii="Arial" w:hAnsi="Arial" w:cs="Arial"/>
+          <w:sz w:val="24"/>
+        </w:rPr>
+      </w:pPr>
+      <w:r>
+        <w:rPr>
+          <w:rFonts w:ascii="Arial" w:hAnsi="Arial" w:cs="Arial"/>
+          <w:sz w:val="24"/>
+        </w:rPr>
         <w:t>A cláusula 2.1 do contrato autoriza a Ré a debitar os valores devidos em qualquer conta de titularidade da Autora, inclusive mediante uso do limite de crédito disponível. Referida autorização é excessivamente ampla e configura cláusula abusiva, pois:</w:t>
       </w:r>
     </w:p>
     <w:p>
       <w:pPr>
-        <w:pBdr>
-          <w:top w:val="single" w:sz="4" w:space="0" w:color="auto"/>
-        </w:pBdr>
-        <w:jc w:val="both"/>
-      </w:pPr>
-    </w:p>
-    <w:p>
-      <w:pPr>
-        <w:pBdr>
-          <w:top w:val="single" w:sz="4" w:space="0" w:color="auto"/>
-        </w:pBdr>
-        <w:jc w:val="both"/>
-      </w:pPr>
-      <w:r>
+        <w:jc w:val="both"/>
+        <w:rPr>
+          <w:rFonts w:ascii="Arial" w:hAnsi="Arial" w:cs="Arial"/>
+          <w:sz w:val="24"/>
+        </w:rPr>
+      </w:pPr>
+    </w:p>
+    <w:p>
+      <w:pPr>
+        <w:jc w:val="both"/>
+        <w:rPr>
+          <w:rFonts w:ascii="Arial" w:hAnsi="Arial" w:cs="Arial"/>
+          <w:sz w:val="24"/>
+        </w:rPr>
+      </w:pPr>
+      <w:r>
+        <w:rPr>
+          <w:rFonts w:ascii="Arial" w:hAnsi="Arial" w:cs="Arial"/>
+          <w:sz w:val="24"/>
+        </w:rPr>
         <w:t>1. Permite o uso do cheque especial ou limite de crédito rotativo para pagamento de parcelas do empréstimo, gerando endividamento superposto;</w:t>
       </w:r>
     </w:p>
     <w:p>
       <w:pPr>
-        <w:pBdr>
-          <w:top w:val="single" w:sz="4" w:space="0" w:color="auto"/>
-        </w:pBdr>
-        <w:jc w:val="both"/>
-      </w:pPr>
-      <w:r>
+        <w:jc w:val="both"/>
+        <w:rPr>
+          <w:rFonts w:ascii="Arial" w:hAnsi="Arial" w:cs="Arial"/>
+          <w:sz w:val="24"/>
+        </w:rPr>
+      </w:pPr>
+      <w:r>
+        <w:rPr>
+          <w:rFonts w:ascii="Arial" w:hAnsi="Arial" w:cs="Arial"/>
+          <w:sz w:val="24"/>
+        </w:rPr>
         <w:t xml:space="preserve">2. Pode atingir a </w:t>
       </w:r>
       <w:r>
         <w:rPr>
-          <w:b/>
+          <w:rFonts w:ascii="Arial" w:hAnsi="Arial" w:cs="Arial"/>
+          <w:b/>
+          <w:sz w:val="24"/>
         </w:rPr>
         <w:t>conta-salário</w:t>
       </w:r>
       <w:r>
+        <w:rPr>
+          <w:rFonts w:ascii="Arial" w:hAnsi="Arial" w:cs="Arial"/>
+          <w:sz w:val="24"/>
+        </w:rPr>
         <w:t xml:space="preserve"> da Autora, cujo bloqueio é vedado pela Lei nº 10.820/2003 e pela Resolução BACEN nº 4.292/2013, que protegem os créditos de natureza alimentar.</w:t>
       </w:r>
     </w:p>
     <w:p>
       <w:pPr>
-        <w:pBdr>
-          <w:top w:val="single" w:sz="4" w:space="0" w:color="auto"/>
-        </w:pBdr>
-        <w:jc w:val="both"/>
-      </w:pPr>
-    </w:p>
-    <w:p>
-      <w:pPr>
-        <w:pBdr>
-          <w:top w:val="single" w:sz="4" w:space="0" w:color="auto"/>
-        </w:pBdr>
-        <w:jc w:val="both"/>
-      </w:pPr>
-      <w:r>
+        <w:jc w:val="both"/>
+        <w:rPr>
+          <w:rFonts w:ascii="Arial" w:hAnsi="Arial" w:cs="Arial"/>
+          <w:sz w:val="24"/>
+        </w:rPr>
+      </w:pPr>
+    </w:p>
+    <w:p>
+      <w:pPr>
+        <w:jc w:val="both"/>
+        <w:rPr>
+          <w:rFonts w:ascii="Arial" w:hAnsi="Arial" w:cs="Arial"/>
+          <w:sz w:val="24"/>
+        </w:rPr>
+      </w:pPr>
+      <w:r>
+        <w:rPr>
+          <w:rFonts w:ascii="Arial" w:hAnsi="Arial" w:cs="Arial"/>
+          <w:sz w:val="24"/>
+        </w:rPr>
         <w:t>A autorização genérica e irrestrita fere o artigo 51, IV, do CDC, que considera nulas as cláusulas que coloquem o consumidor em desvantagem exagerada ou que sejam incompatíveis com a boa-fé objetiva (CC, art. 422).</w:t>
       </w:r>
     </w:p>
     <w:p>
       <w:pPr>
-        <w:pBdr>
-          <w:top w:val="single" w:sz="4" w:space="0" w:color="auto"/>
-        </w:pBdr>
-        <w:jc w:val="both"/>
-      </w:pPr>
-    </w:p>
-    <w:p>
-      <w:pPr>
-        <w:pBdr>
-          <w:top w:val="single" w:sz="4" w:space="0" w:color="auto"/>
-        </w:pBdr>
-        <w:jc w:val="both"/>
-      </w:pPr>
-      <w:r>
-        <w:t xml:space="preserve">Requer-se a declaração de nulidade parcial da cláusula 2.1, vedando-se à Ré o débito de parcelas do empréstimo mediante uso de limite de crédito ou sobre valores </w:t>
-      </w:r>
-      <w:r>
-        <w:lastRenderedPageBreak/>
-        <w:t>depositados a título de salário.</w:t>
-      </w:r>
-    </w:p>
-    <w:p>
-      <w:pPr>
-        <w:pBdr>
-          <w:top w:val="single" w:sz="4" w:space="0" w:color="auto"/>
-        </w:pBdr>
-        <w:jc w:val="both"/>
-      </w:pPr>
-    </w:p>
-    <w:p>
-      <w:pPr>
-        <w:pBdr>
-          <w:top w:val="single" w:sz="4" w:space="0" w:color="auto"/>
-        </w:pBdr>
-        <w:jc w:val="both"/>
-      </w:pPr>
-    </w:p>
-    <w:p>
-      <w:pPr>
-        <w:pBdr>
-          <w:top w:val="single" w:sz="4" w:space="0" w:color="auto"/>
-        </w:pBdr>
-        <w:jc w:val="both"/>
-      </w:pPr>
-    </w:p>
-    <w:p>
-      <w:pPr>
-        <w:pBdr>
-          <w:top w:val="single" w:sz="4" w:space="0" w:color="auto"/>
-        </w:pBdr>
-        <w:jc w:val="both"/>
-        <w:rPr>
+        <w:jc w:val="both"/>
+        <w:rPr>
+          <w:rFonts w:ascii="Arial" w:hAnsi="Arial" w:cs="Arial"/>
+          <w:sz w:val="24"/>
+        </w:rPr>
+      </w:pPr>
+    </w:p>
+    <w:p>
+      <w:pPr>
+        <w:jc w:val="both"/>
+        <w:rPr>
+          <w:rFonts w:ascii="Arial" w:hAnsi="Arial" w:cs="Arial"/>
+          <w:sz w:val="24"/>
+        </w:rPr>
+      </w:pPr>
+      <w:r>
+        <w:rPr>
+          <w:rFonts w:ascii="Arial" w:hAnsi="Arial" w:cs="Arial"/>
+          <w:sz w:val="24"/>
+        </w:rPr>
+        <w:t>Requer-se a declaração de nulidade parcial da cláusula 2.1, vedando-se à Ré o débito de parcelas do empréstimo mediante uso de limite de crédito ou sobre valores depositados a título de salário.</w:t>
+      </w:r>
+    </w:p>
+    <w:p>
+      <w:pPr>
+        <w:jc w:val="both"/>
+        <w:rPr>
+          <w:rFonts w:ascii="Arial" w:hAnsi="Arial" w:cs="Arial"/>
+          <w:sz w:val="24"/>
+        </w:rPr>
+      </w:pPr>
+    </w:p>
+    <w:p>
+      <w:pPr>
+        <w:jc w:val="both"/>
+        <w:rPr>
+          <w:rFonts w:ascii="Arial" w:hAnsi="Arial" w:cs="Arial"/>
+          <w:sz w:val="24"/>
+        </w:rPr>
+      </w:pPr>
+    </w:p>
+    <w:p>
+      <w:pPr>
+        <w:jc w:val="both"/>
+        <w:rPr>
+          <w:rFonts w:ascii="Arial" w:hAnsi="Arial" w:cs="Arial"/>
+          <w:sz w:val="24"/>
+        </w:rPr>
+      </w:pPr>
+    </w:p>
+    <w:p>
+      <w:pPr>
+        <w:jc w:val="both"/>
+        <w:rPr>
+          <w:rFonts w:ascii="Arial" w:hAnsi="Arial" w:cs="Arial"/>
           <w:b/>
           <w:caps/>
-        </w:rPr>
-      </w:pPr>
-      <w:r>
-        <w:rPr>
+          <w:sz w:val="24"/>
+        </w:rPr>
+      </w:pPr>
+      <w:r>
+        <w:rPr>
+          <w:rFonts w:ascii="Arial" w:hAnsi="Arial" w:cs="Arial"/>
           <w:b/>
           <w:caps/>
+          <w:sz w:val="24"/>
         </w:rPr>
         <w:t>III — DA TUTELA DE URGÊNCIA</w:t>
       </w:r>
     </w:p>
     <w:p>
       <w:pPr>
-        <w:pBdr>
-          <w:top w:val="single" w:sz="4" w:space="0" w:color="auto"/>
-        </w:pBdr>
-        <w:jc w:val="both"/>
-      </w:pPr>
-    </w:p>
-    <w:p>
-      <w:pPr>
-        <w:pBdr>
-          <w:top w:val="single" w:sz="4" w:space="0" w:color="auto"/>
-        </w:pBdr>
-        <w:jc w:val="both"/>
-      </w:pPr>
-      <w:r>
+        <w:jc w:val="both"/>
+        <w:rPr>
+          <w:rFonts w:ascii="Arial" w:hAnsi="Arial" w:cs="Arial"/>
+          <w:sz w:val="24"/>
+        </w:rPr>
+      </w:pPr>
+    </w:p>
+    <w:p>
+      <w:pPr>
+        <w:jc w:val="both"/>
+        <w:rPr>
+          <w:rFonts w:ascii="Arial" w:hAnsi="Arial" w:cs="Arial"/>
+          <w:sz w:val="24"/>
+        </w:rPr>
+      </w:pPr>
+      <w:r>
+        <w:rPr>
+          <w:rFonts w:ascii="Arial" w:hAnsi="Arial" w:cs="Arial"/>
+          <w:sz w:val="24"/>
+        </w:rPr>
         <w:t xml:space="preserve">Presentes os requisitos do artigo 300 do Código de Processo Civil — </w:t>
       </w:r>
       <w:r>
         <w:rPr>
-          <w:b/>
+          <w:rFonts w:ascii="Arial" w:hAnsi="Arial" w:cs="Arial"/>
+          <w:b/>
+          <w:sz w:val="24"/>
         </w:rPr>
         <w:t>fumus boni iuris</w:t>
       </w:r>
       <w:r>
+        <w:rPr>
+          <w:rFonts w:ascii="Arial" w:hAnsi="Arial" w:cs="Arial"/>
+          <w:sz w:val="24"/>
+        </w:rPr>
         <w:t xml:space="preserve"> e </w:t>
       </w:r>
       <w:r>
         <w:rPr>
-          <w:b/>
+          <w:rFonts w:ascii="Arial" w:hAnsi="Arial" w:cs="Arial"/>
+          <w:b/>
+          <w:sz w:val="24"/>
         </w:rPr>
         <w:t>periculum in mora</w:t>
       </w:r>
       <w:r>
+        <w:rPr>
+          <w:rFonts w:ascii="Arial" w:hAnsi="Arial" w:cs="Arial"/>
+          <w:sz w:val="24"/>
+        </w:rPr>
         <w:t xml:space="preserve"> —, requer-se tutela de urgência de natureza inibitória para:</w:t>
       </w:r>
     </w:p>
     <w:p>
       <w:pPr>
-        <w:pBdr>
-          <w:top w:val="single" w:sz="4" w:space="0" w:color="auto"/>
-        </w:pBdr>
-        <w:jc w:val="both"/>
-      </w:pPr>
-    </w:p>
-    <w:p>
-      <w:pPr>
-        <w:pBdr>
-          <w:top w:val="single" w:sz="4" w:space="0" w:color="auto"/>
-        </w:pBdr>
-        <w:jc w:val="both"/>
-      </w:pPr>
-      <w:r>
-        <w:rPr>
-          <w:b/>
+        <w:jc w:val="both"/>
+        <w:rPr>
+          <w:rFonts w:ascii="Arial" w:hAnsi="Arial" w:cs="Arial"/>
+          <w:sz w:val="24"/>
+        </w:rPr>
+      </w:pPr>
+    </w:p>
+    <w:p>
+      <w:pPr>
+        <w:jc w:val="both"/>
+        <w:rPr>
+          <w:rFonts w:ascii="Arial" w:hAnsi="Arial" w:cs="Arial"/>
+          <w:sz w:val="24"/>
+        </w:rPr>
+      </w:pPr>
+      <w:r>
+        <w:rPr>
+          <w:rFonts w:ascii="Arial" w:hAnsi="Arial" w:cs="Arial"/>
+          <w:b/>
+          <w:sz w:val="24"/>
         </w:rPr>
         <w:t>a)</w:t>
       </w:r>
       <w:r>
+        <w:rPr>
+          <w:rFonts w:ascii="Arial" w:hAnsi="Arial" w:cs="Arial"/>
+          <w:sz w:val="24"/>
+        </w:rPr>
         <w:t xml:space="preserve"> Determinar à Ré que se abstenha de incluir ou manter o nome da Autora em cadastros de inadimplentes (SPC, Serasa, SCR/BACEN) durante o curso do processo, em razão dos encargos ora contestados;</w:t>
       </w:r>
     </w:p>
     <w:p>
       <w:pPr>
-        <w:pBdr>
-          <w:top w:val="single" w:sz="4" w:space="0" w:color="auto"/>
-        </w:pBdr>
-        <w:jc w:val="both"/>
-      </w:pPr>
-    </w:p>
-    <w:p>
-      <w:pPr>
-        <w:pBdr>
-          <w:top w:val="single" w:sz="4" w:space="0" w:color="auto"/>
-        </w:pBdr>
-        <w:jc w:val="both"/>
-      </w:pPr>
-      <w:r>
-        <w:rPr>
-          <w:b/>
+        <w:jc w:val="both"/>
+        <w:rPr>
+          <w:rFonts w:ascii="Arial" w:hAnsi="Arial" w:cs="Arial"/>
+          <w:sz w:val="24"/>
+        </w:rPr>
+      </w:pPr>
+    </w:p>
+    <w:p>
+      <w:pPr>
+        <w:jc w:val="both"/>
+        <w:rPr>
+          <w:rFonts w:ascii="Arial" w:hAnsi="Arial" w:cs="Arial"/>
+          <w:sz w:val="24"/>
+        </w:rPr>
+      </w:pPr>
+      <w:r>
+        <w:rPr>
+          <w:rFonts w:ascii="Arial" w:hAnsi="Arial" w:cs="Arial"/>
+          <w:b/>
+          <w:sz w:val="24"/>
         </w:rPr>
         <w:t>b)</w:t>
       </w:r>
       <w:r>
+        <w:rPr>
+          <w:rFonts w:ascii="Arial" w:hAnsi="Arial" w:cs="Arial"/>
+          <w:sz w:val="24"/>
+        </w:rPr>
         <w:t xml:space="preserve"> Determinar à Ré que se abstenha de efetuar débitos sobre eventual conta-salário ou mediante uso de limite de crédito da Autora enquanto pendente o julgamento;</w:t>
       </w:r>
     </w:p>
     <w:p>
       <w:pPr>
-        <w:pBdr>
-          <w:top w:val="single" w:sz="4" w:space="0" w:color="auto"/>
-        </w:pBdr>
-        <w:jc w:val="both"/>
-      </w:pPr>
-    </w:p>
-    <w:p>
-      <w:pPr>
-        <w:pBdr>
-          <w:top w:val="single" w:sz="4" w:space="0" w:color="auto"/>
-        </w:pBdr>
-        <w:jc w:val="both"/>
-      </w:pPr>
-      <w:r>
-        <w:rPr>
-          <w:b/>
+        <w:jc w:val="both"/>
+        <w:rPr>
+          <w:rFonts w:ascii="Arial" w:hAnsi="Arial" w:cs="Arial"/>
+          <w:sz w:val="24"/>
+        </w:rPr>
+      </w:pPr>
+    </w:p>
+    <w:p>
+      <w:pPr>
+        <w:jc w:val="both"/>
+        <w:rPr>
+          <w:rFonts w:ascii="Arial" w:hAnsi="Arial" w:cs="Arial"/>
+          <w:sz w:val="24"/>
+        </w:rPr>
+      </w:pPr>
+      <w:r>
+        <w:rPr>
+          <w:rFonts w:ascii="Arial" w:hAnsi="Arial" w:cs="Arial"/>
+          <w:b/>
+          <w:sz w:val="24"/>
         </w:rPr>
         <w:t>c)</w:t>
       </w:r>
       <w:r>
+        <w:rPr>
+          <w:rFonts w:ascii="Arial" w:hAnsi="Arial" w:cs="Arial"/>
+          <w:sz w:val="24"/>
+        </w:rPr>
         <w:t xml:space="preserve"> Fixar multa diária (astreinte) de R$ 500,00 (quinhentos reais) por descumprimento de qualquer das medidas acima, nos termos do artigo 537 do CPC.</w:t>
       </w:r>
     </w:p>
     <w:p>
       <w:pPr>
-        <w:pBdr>
-          <w:top w:val="single" w:sz="4" w:space="0" w:color="auto"/>
-        </w:pBdr>
-        <w:jc w:val="both"/>
-      </w:pPr>
-    </w:p>
-    <w:p>
-      <w:pPr>
-        <w:pBdr>
-          <w:top w:val="single" w:sz="4" w:space="0" w:color="auto"/>
-        </w:pBdr>
-        <w:jc w:val="both"/>
-      </w:pPr>
-      <w:r>
+        <w:jc w:val="both"/>
+        <w:rPr>
+          <w:rFonts w:ascii="Arial" w:hAnsi="Arial" w:cs="Arial"/>
+          <w:sz w:val="24"/>
+        </w:rPr>
+      </w:pPr>
+    </w:p>
+    <w:p>
+      <w:pPr>
+        <w:jc w:val="both"/>
+        <w:rPr>
+          <w:rFonts w:ascii="Arial" w:hAnsi="Arial" w:cs="Arial"/>
+          <w:sz w:val="24"/>
+        </w:rPr>
+      </w:pPr>
+      <w:r>
+        <w:rPr>
+          <w:rFonts w:ascii="Arial" w:hAnsi="Arial" w:cs="Arial"/>
+          <w:sz w:val="24"/>
+        </w:rPr>
         <w:t>O fumus boni iuris decorre da manifesta abusividade das taxas praticadas e da ilegalidade das cláusulas apontadas, amplamente reconhecida pela jurisprudência do Superior Tribunal de Justiça. O periculum in mora reside no risco concreto de inscrição do nome da Autora em cadastros de inadimplentes e de comprometimento do salário — seu único meio de subsistência — enquanto pendente a revisão judicial.</w:t>
       </w:r>
     </w:p>
     <w:p>
       <w:pPr>
-        <w:pBdr>
-          <w:top w:val="single" w:sz="4" w:space="0" w:color="auto"/>
-        </w:pBdr>
-        <w:jc w:val="both"/>
-      </w:pPr>
-    </w:p>
-    <w:p>
-      <w:pPr>
-        <w:pBdr>
-          <w:top w:val="single" w:sz="4" w:space="0" w:color="auto"/>
-        </w:pBdr>
-        <w:jc w:val="both"/>
-      </w:pPr>
-    </w:p>
-    <w:p>
-      <w:pPr>
-        <w:pBdr>
-          <w:top w:val="single" w:sz="4" w:space="0" w:color="auto"/>
-        </w:pBdr>
-        <w:jc w:val="both"/>
-      </w:pPr>
-    </w:p>
-    <w:p>
-      <w:pPr>
-        <w:pBdr>
-          <w:top w:val="single" w:sz="4" w:space="0" w:color="auto"/>
-        </w:pBdr>
-        <w:jc w:val="both"/>
-        <w:rPr>
+        <w:jc w:val="both"/>
+        <w:rPr>
+          <w:rFonts w:ascii="Arial" w:hAnsi="Arial" w:cs="Arial"/>
+          <w:sz w:val="24"/>
+        </w:rPr>
+      </w:pPr>
+    </w:p>
+    <w:p>
+      <w:pPr>
+        <w:jc w:val="both"/>
+        <w:rPr>
+          <w:rFonts w:ascii="Arial" w:hAnsi="Arial" w:cs="Arial"/>
+          <w:sz w:val="24"/>
+        </w:rPr>
+      </w:pPr>
+    </w:p>
+    <w:p>
+      <w:pPr>
+        <w:jc w:val="both"/>
+        <w:rPr>
+          <w:rFonts w:ascii="Arial" w:hAnsi="Arial" w:cs="Arial"/>
+          <w:sz w:val="24"/>
+        </w:rPr>
+      </w:pPr>
+    </w:p>
+    <w:p>
+      <w:pPr>
+        <w:jc w:val="both"/>
+        <w:rPr>
+          <w:rFonts w:ascii="Arial" w:hAnsi="Arial" w:cs="Arial"/>
           <w:b/>
           <w:caps/>
-        </w:rPr>
-      </w:pPr>
-      <w:r>
-        <w:rPr>
+          <w:sz w:val="24"/>
+        </w:rPr>
+      </w:pPr>
+      <w:r>
+        <w:rPr>
+          <w:rFonts w:ascii="Arial" w:hAnsi="Arial" w:cs="Arial"/>
           <w:b/>
           <w:caps/>
+          <w:sz w:val="24"/>
         </w:rPr>
         <w:t>IV — DOS PEDIDOS</w:t>
       </w:r>
     </w:p>
     <w:p>
       <w:pPr>
-        <w:pBdr>
-          <w:top w:val="single" w:sz="4" w:space="0" w:color="auto"/>
-        </w:pBdr>
-        <w:jc w:val="both"/>
-      </w:pPr>
-    </w:p>
-    <w:p>
-      <w:pPr>
-        <w:pBdr>
-          <w:top w:val="single" w:sz="4" w:space="0" w:color="auto"/>
-        </w:pBdr>
-        <w:jc w:val="both"/>
-      </w:pPr>
-      <w:r>
+        <w:jc w:val="both"/>
+        <w:rPr>
+          <w:rFonts w:ascii="Arial" w:hAnsi="Arial" w:cs="Arial"/>
+          <w:sz w:val="24"/>
+        </w:rPr>
+      </w:pPr>
+    </w:p>
+    <w:p>
+      <w:pPr>
+        <w:jc w:val="both"/>
+        <w:rPr>
+          <w:rFonts w:ascii="Arial" w:hAnsi="Arial" w:cs="Arial"/>
+          <w:sz w:val="24"/>
+        </w:rPr>
+      </w:pPr>
+      <w:r>
+        <w:rPr>
+          <w:rFonts w:ascii="Arial" w:hAnsi="Arial" w:cs="Arial"/>
+          <w:sz w:val="24"/>
+        </w:rPr>
         <w:t>Ante o exposto, requer a Autora:</w:t>
       </w:r>
     </w:p>
     <w:p>
       <w:pPr>
-        <w:pBdr>
-          <w:top w:val="single" w:sz="4" w:space="0" w:color="auto"/>
-        </w:pBdr>
-        <w:jc w:val="both"/>
-      </w:pPr>
-    </w:p>
-    <w:p>
-      <w:pPr>
-        <w:pBdr>
-          <w:top w:val="single" w:sz="4" w:space="0" w:color="auto"/>
-        </w:pBdr>
-        <w:jc w:val="both"/>
-      </w:pPr>
-      <w:r>
-        <w:rPr>
-          <w:b/>
+        <w:jc w:val="both"/>
+        <w:rPr>
+          <w:rFonts w:ascii="Arial" w:hAnsi="Arial" w:cs="Arial"/>
+          <w:sz w:val="24"/>
+        </w:rPr>
+      </w:pPr>
+    </w:p>
+    <w:p>
+      <w:pPr>
+        <w:jc w:val="both"/>
+        <w:rPr>
+          <w:rFonts w:ascii="Arial" w:hAnsi="Arial" w:cs="Arial"/>
+          <w:sz w:val="24"/>
+        </w:rPr>
+      </w:pPr>
+      <w:r>
+        <w:rPr>
+          <w:rFonts w:ascii="Arial" w:hAnsi="Arial" w:cs="Arial"/>
+          <w:b/>
+          <w:sz w:val="24"/>
         </w:rPr>
         <w:t>a)</w:t>
       </w:r>
       <w:r>
+        <w:rPr>
+          <w:rFonts w:ascii="Arial" w:hAnsi="Arial" w:cs="Arial"/>
+          <w:sz w:val="24"/>
+        </w:rPr>
         <w:t xml:space="preserve"> A concessão da </w:t>
       </w:r>
       <w:r>
         <w:rPr>
-          <w:b/>
+          <w:rFonts w:ascii="Arial" w:hAnsi="Arial" w:cs="Arial"/>
+          <w:b/>
+          <w:sz w:val="24"/>
         </w:rPr>
         <w:t>tutela de urgência</w:t>
       </w:r>
       <w:r>
+        <w:rPr>
+          <w:rFonts w:ascii="Arial" w:hAnsi="Arial" w:cs="Arial"/>
+          <w:sz w:val="24"/>
+        </w:rPr>
         <w:t xml:space="preserve"> requerida no item III, determinando à Ré que: (i) se abstenha de inscrever ou manter a Autora em cadastros de inadimplentes em razão dos encargos ora contestados; (ii) se abstenha de debitar parcelas do empréstimo em conta-salário ou mediante uso de limite de crédito, sob pena de multa diária de R$ 500,00 (quinhentos reais);</w:t>
       </w:r>
     </w:p>
     <w:p>
       <w:pPr>
-        <w:pBdr>
-          <w:top w:val="single" w:sz="4" w:space="0" w:color="auto"/>
-        </w:pBdr>
-        <w:jc w:val="both"/>
-      </w:pPr>
-    </w:p>
-    <w:p>
-      <w:pPr>
-        <w:pBdr>
-          <w:top w:val="single" w:sz="4" w:space="0" w:color="auto"/>
-        </w:pBdr>
-        <w:jc w:val="both"/>
-      </w:pPr>
-      <w:r>
-        <w:rPr>
-          <w:b/>
+        <w:jc w:val="both"/>
+        <w:rPr>
+          <w:rFonts w:ascii="Arial" w:hAnsi="Arial" w:cs="Arial"/>
+          <w:sz w:val="24"/>
+        </w:rPr>
+      </w:pPr>
+    </w:p>
+    <w:p>
+      <w:pPr>
+        <w:jc w:val="both"/>
+        <w:rPr>
+          <w:rFonts w:ascii="Arial" w:hAnsi="Arial" w:cs="Arial"/>
+          <w:sz w:val="24"/>
+        </w:rPr>
+      </w:pPr>
+      <w:r>
+        <w:rPr>
+          <w:rFonts w:ascii="Arial" w:hAnsi="Arial" w:cs="Arial"/>
+          <w:b/>
+          <w:sz w:val="24"/>
         </w:rPr>
         <w:t>b)</w:t>
       </w:r>
       <w:r>
+        <w:rPr>
+          <w:rFonts w:ascii="Arial" w:hAnsi="Arial" w:cs="Arial"/>
+          <w:sz w:val="24"/>
+        </w:rPr>
         <w:t xml:space="preserve"> A </w:t>
       </w:r>
       <w:r>
         <w:rPr>
-          <w:b/>
+          <w:rFonts w:ascii="Arial" w:hAnsi="Arial" w:cs="Arial"/>
+          <w:b/>
+          <w:sz w:val="24"/>
         </w:rPr>
         <w:t>citação da Ré</w:t>
       </w:r>
       <w:r>
+        <w:rPr>
+          <w:rFonts w:ascii="Arial" w:hAnsi="Arial" w:cs="Arial"/>
+          <w:sz w:val="24"/>
+        </w:rPr>
         <w:t xml:space="preserve"> para, querendo, contestar o presente feito, sob pena de revelia;</w:t>
       </w:r>
     </w:p>
     <w:p>
       <w:pPr>
-        <w:pBdr>
-          <w:top w:val="single" w:sz="4" w:space="0" w:color="auto"/>
-        </w:pBdr>
-        <w:jc w:val="both"/>
-      </w:pPr>
-    </w:p>
-    <w:p>
-      <w:pPr>
-        <w:pBdr>
-          <w:top w:val="single" w:sz="4" w:space="0" w:color="auto"/>
-        </w:pBdr>
-        <w:jc w:val="both"/>
-      </w:pPr>
-      <w:r>
-        <w:rPr>
-          <w:b/>
+        <w:jc w:val="both"/>
+        <w:rPr>
+          <w:rFonts w:ascii="Arial" w:hAnsi="Arial" w:cs="Arial"/>
+          <w:sz w:val="24"/>
+        </w:rPr>
+      </w:pPr>
+    </w:p>
+    <w:p>
+      <w:pPr>
+        <w:jc w:val="both"/>
+        <w:rPr>
+          <w:rFonts w:ascii="Arial" w:hAnsi="Arial" w:cs="Arial"/>
+          <w:sz w:val="24"/>
+        </w:rPr>
+      </w:pPr>
+      <w:r>
+        <w:rPr>
+          <w:rFonts w:ascii="Arial" w:hAnsi="Arial" w:cs="Arial"/>
+          <w:b/>
+          <w:sz w:val="24"/>
         </w:rPr>
         <w:t>c)</w:t>
       </w:r>
       <w:r>
+        <w:rPr>
+          <w:rFonts w:ascii="Arial" w:hAnsi="Arial" w:cs="Arial"/>
+          <w:sz w:val="24"/>
+        </w:rPr>
         <w:t xml:space="preserve"> A procedência do pedido, com julgamento de mérito, para:</w:t>
       </w:r>
     </w:p>
     <w:p>
       <w:pPr>
-        <w:pBdr>
-          <w:top w:val="single" w:sz="4" w:space="0" w:color="auto"/>
-        </w:pBdr>
-        <w:jc w:val="both"/>
-      </w:pPr>
-    </w:p>
-    <w:p>
-      <w:pPr>
-        <w:pBdr>
-          <w:top w:val="single" w:sz="4" w:space="0" w:color="auto"/>
-        </w:pBdr>
+        <w:jc w:val="both"/>
+        <w:rPr>
+          <w:rFonts w:ascii="Arial" w:hAnsi="Arial" w:cs="Arial"/>
+          <w:sz w:val="24"/>
+        </w:rPr>
+      </w:pPr>
+    </w:p>
+    <w:p>
+      <w:pPr>
+        <w:jc w:val="both"/>
+        <w:rPr>
+          <w:rFonts w:ascii="Arial" w:hAnsi="Arial" w:cs="Arial"/>
+          <w:sz w:val="24"/>
+        </w:rPr>
+      </w:pPr>
+      <w:r>
+        <w:rPr>
+          <w:rFonts w:ascii="Arial" w:hAnsi="Arial" w:cs="Arial"/>
+          <w:b/>
+          <w:sz w:val="24"/>
+        </w:rPr>
+        <w:t>Em relação à CCB nº 75805602 (contrato 1 — fev/2026):</w:t>
+      </w:r>
+    </w:p>
+    <w:p>
+      <w:pPr>
+        <w:jc w:val="both"/>
+        <w:rPr>
+          <w:rFonts w:ascii="Arial" w:hAnsi="Arial" w:cs="Arial"/>
+          <w:sz w:val="24"/>
+        </w:rPr>
+      </w:pPr>
+    </w:p>
+    <w:p>
+      <w:pPr>
         <w:ind w:left="567"/>
         <w:jc w:val="both"/>
-      </w:pPr>
-      <w:r>
-        <w:t>• c.1) Revisar a taxa de juros remuneratórios, reduzindo-a à média de mercado para crédito pessoal não consignado apurada pelo Banco Central do Brasil na data de 18/02/2026, com recálculo de todas as parcelas e do saldo devedor com base na nova taxa;</w:t>
-      </w:r>
-    </w:p>
-    <w:p>
-      <w:pPr>
-        <w:pBdr>
-          <w:top w:val="single" w:sz="4" w:space="0" w:color="auto"/>
-        </w:pBdr>
-        <w:jc w:val="both"/>
-      </w:pPr>
-    </w:p>
-    <w:p>
-      <w:pPr>
-        <w:pBdr>
-          <w:top w:val="single" w:sz="4" w:space="0" w:color="auto"/>
-        </w:pBdr>
+        <w:rPr>
+          <w:rFonts w:ascii="Arial" w:hAnsi="Arial" w:cs="Arial"/>
+          <w:sz w:val="24"/>
+        </w:rPr>
+      </w:pPr>
+      <w:r>
+        <w:rPr>
+          <w:rFonts w:ascii="Arial" w:hAnsi="Arial" w:cs="Arial"/>
+          <w:sz w:val="24"/>
+        </w:rPr>
+        <w:t>• c.1) Revisar a taxa de juros remuneratórios, reduzindo-a à média de mercado para crédito pessoal não consignado apurada pelo Banco Central do Brasil na data de 18/02/2026 (11,21% ao mês — Série SGS 20.737), com recálculo de todas as parcelas e do saldo devedor com base na nova taxa;</w:t>
+      </w:r>
+    </w:p>
+    <w:p>
+      <w:pPr>
+        <w:jc w:val="both"/>
+        <w:rPr>
+          <w:rFonts w:ascii="Arial" w:hAnsi="Arial" w:cs="Arial"/>
+          <w:sz w:val="24"/>
+        </w:rPr>
+      </w:pPr>
+    </w:p>
+    <w:p>
+      <w:pPr>
         <w:ind w:left="567"/>
         <w:jc w:val="both"/>
-      </w:pPr>
-      <w:r>
-        <w:t>• c.2) Declarar a nulidade da cobrança do seguro prestamista (R$ 350,00), condenando a Ré à restituição deste valor, corrigido monetariamente pelo INPC desde a data do desembolso e acrescido de juros de mora de 1% ao mês a partir da citação;</w:t>
-      </w:r>
-    </w:p>
-    <w:p>
-      <w:pPr>
-        <w:pBdr>
-          <w:top w:val="single" w:sz="4" w:space="0" w:color="auto"/>
-        </w:pBdr>
-        <w:jc w:val="both"/>
-      </w:pPr>
-    </w:p>
-    <w:p>
-      <w:pPr>
-        <w:pBdr>
-          <w:top w:val="single" w:sz="4" w:space="0" w:color="auto"/>
-        </w:pBdr>
+        <w:rPr>
+          <w:rFonts w:ascii="Arial" w:hAnsi="Arial" w:cs="Arial"/>
+          <w:sz w:val="24"/>
+        </w:rPr>
+      </w:pPr>
+      <w:r>
+        <w:rPr>
+          <w:rFonts w:ascii="Arial" w:hAnsi="Arial" w:cs="Arial"/>
+          <w:sz w:val="24"/>
+        </w:rPr>
+        <w:t>• c.2) Declarar a nulidade da cobrança do seguro prestamista (R$ 350,00), condenando a Ré à restituição deste valor, corrigido monetariamente pelo INPC desde 18/02/2026 e acrescido de juros de mora de 1% ao mês a partir da citação;</w:t>
+      </w:r>
+    </w:p>
+    <w:p>
+      <w:pPr>
+        <w:jc w:val="both"/>
+        <w:rPr>
+          <w:rFonts w:ascii="Arial" w:hAnsi="Arial" w:cs="Arial"/>
+          <w:sz w:val="24"/>
+        </w:rPr>
+      </w:pPr>
+    </w:p>
+    <w:p>
+      <w:pPr>
         <w:ind w:left="567"/>
         <w:jc w:val="both"/>
-      </w:pPr>
-      <w:r>
-        <w:t>• c.3) Declarar a nulidade da cláusula 9(iii), restabelecendo o direito da Autora de invocar os artigos 317, 393 e 478 a 480 do Código Civil;</w:t>
-      </w:r>
-    </w:p>
-    <w:p>
-      <w:pPr>
-        <w:pBdr>
-          <w:top w:val="single" w:sz="4" w:space="0" w:color="auto"/>
-        </w:pBdr>
-        <w:jc w:val="both"/>
-      </w:pPr>
-    </w:p>
-    <w:p>
-      <w:pPr>
-        <w:pBdr>
-          <w:top w:val="single" w:sz="4" w:space="0" w:color="auto"/>
-        </w:pBdr>
+        <w:rPr>
+          <w:rFonts w:ascii="Arial" w:hAnsi="Arial" w:cs="Arial"/>
+          <w:sz w:val="24"/>
+        </w:rPr>
+      </w:pPr>
+      <w:r>
+        <w:rPr>
+          <w:rFonts w:ascii="Arial" w:hAnsi="Arial" w:cs="Arial"/>
+          <w:sz w:val="24"/>
+        </w:rPr>
+        <w:t>• c.3) Declarar a nulidade da cláusula 9(iii) do contrato 1, restabelecendo o direito da Autora de invocar os artigos 317, 393 e 478 a 480 do Código Civil;</w:t>
+      </w:r>
+    </w:p>
+    <w:p>
+      <w:pPr>
+        <w:jc w:val="both"/>
+        <w:rPr>
+          <w:rFonts w:ascii="Arial" w:hAnsi="Arial" w:cs="Arial"/>
+          <w:sz w:val="24"/>
+        </w:rPr>
+      </w:pPr>
+    </w:p>
+    <w:p>
+      <w:pPr>
         <w:ind w:left="567"/>
         <w:jc w:val="both"/>
-      </w:pPr>
-      <w:r>
-        <w:t>• c.4) Declarar a prevalência do Quadro III em relação à cláusula 3, reconhecendo que a multa moratória contratada é de 0% (zero por cento);</w:t>
-      </w:r>
-    </w:p>
-    <w:p>
-      <w:pPr>
-        <w:pBdr>
-          <w:top w:val="single" w:sz="4" w:space="0" w:color="auto"/>
-        </w:pBdr>
-        <w:jc w:val="both"/>
-      </w:pPr>
-    </w:p>
-    <w:p>
-      <w:pPr>
-        <w:pBdr>
-          <w:top w:val="single" w:sz="4" w:space="0" w:color="auto"/>
-        </w:pBdr>
+        <w:rPr>
+          <w:rFonts w:ascii="Arial" w:hAnsi="Arial" w:cs="Arial"/>
+          <w:sz w:val="24"/>
+        </w:rPr>
+      </w:pPr>
+      <w:r>
+        <w:rPr>
+          <w:rFonts w:ascii="Arial" w:hAnsi="Arial" w:cs="Arial"/>
+          <w:sz w:val="24"/>
+        </w:rPr>
+        <w:t>• c.4) Declarar a prevalência do Quadro III em relação à cláusula 3 do contrato 1, reconhecendo que a multa moratória pactuada é de 0% (zero por cento);</w:t>
+      </w:r>
+    </w:p>
+    <w:p>
+      <w:pPr>
+        <w:jc w:val="both"/>
+        <w:rPr>
+          <w:rFonts w:ascii="Arial" w:hAnsi="Arial" w:cs="Arial"/>
+          <w:sz w:val="24"/>
+        </w:rPr>
+      </w:pPr>
+    </w:p>
+    <w:p>
+      <w:pPr>
         <w:ind w:left="567"/>
         <w:jc w:val="both"/>
-      </w:pPr>
-      <w:r>
-        <w:t>• c.5) Declarar a nulidade parcial da cláusula 2.1, vedando débitos em conta-salário e mediante uso de limite de crédito;</w:t>
-      </w:r>
-    </w:p>
-    <w:p>
-      <w:pPr>
-        <w:pBdr>
-          <w:top w:val="single" w:sz="4" w:space="0" w:color="auto"/>
-        </w:pBdr>
-        <w:jc w:val="both"/>
-      </w:pPr>
-    </w:p>
-    <w:p>
-      <w:pPr>
-        <w:pBdr>
-          <w:top w:val="single" w:sz="4" w:space="0" w:color="auto"/>
-        </w:pBdr>
-        <w:jc w:val="both"/>
-      </w:pPr>
-      <w:r>
-        <w:rPr>
-          <w:b/>
+        <w:rPr>
+          <w:rFonts w:ascii="Arial" w:hAnsi="Arial" w:cs="Arial"/>
+          <w:sz w:val="24"/>
+        </w:rPr>
+      </w:pPr>
+      <w:r>
+        <w:rPr>
+          <w:rFonts w:ascii="Arial" w:hAnsi="Arial" w:cs="Arial"/>
+          <w:sz w:val="24"/>
+        </w:rPr>
+        <w:t>• c.5) Declarar a nulidade parcial da cláusula 2.1 do contrato 1, vedando débitos em conta-salário e mediante uso de limite de crédito;</w:t>
+      </w:r>
+    </w:p>
+    <w:p>
+      <w:pPr>
+        <w:jc w:val="both"/>
+        <w:rPr>
+          <w:rFonts w:ascii="Arial" w:hAnsi="Arial" w:cs="Arial"/>
+          <w:sz w:val="24"/>
+        </w:rPr>
+      </w:pPr>
+    </w:p>
+    <w:p>
+      <w:pPr>
+        <w:jc w:val="both"/>
+        <w:rPr>
+          <w:rFonts w:ascii="Arial" w:hAnsi="Arial" w:cs="Arial"/>
+          <w:sz w:val="24"/>
+        </w:rPr>
+      </w:pPr>
+      <w:r>
+        <w:rPr>
+          <w:rFonts w:ascii="Arial" w:hAnsi="Arial" w:cs="Arial"/>
+          <w:b/>
+          <w:sz w:val="24"/>
+        </w:rPr>
+        <w:t>Em relação à CCB nº 75825597 (contrato 2 — mar/2026):</w:t>
+      </w:r>
+    </w:p>
+    <w:p>
+      <w:pPr>
+        <w:jc w:val="both"/>
+        <w:rPr>
+          <w:rFonts w:ascii="Arial" w:hAnsi="Arial" w:cs="Arial"/>
+          <w:sz w:val="24"/>
+        </w:rPr>
+      </w:pPr>
+    </w:p>
+    <w:p>
+      <w:pPr>
+        <w:ind w:left="567"/>
+        <w:jc w:val="both"/>
+        <w:rPr>
+          <w:rFonts w:ascii="Arial" w:hAnsi="Arial" w:cs="Arial"/>
+          <w:sz w:val="24"/>
+        </w:rPr>
+      </w:pPr>
+      <w:r>
+        <w:rPr>
+          <w:rFonts w:ascii="Arial" w:hAnsi="Arial" w:cs="Arial"/>
+          <w:sz w:val="24"/>
+        </w:rPr>
+        <w:t>• c.6) Declarar a nulidade da cobrança do seguro prestamista (R$ 446,09), condenando a Ré à restituição deste valor, corrigido monetariamente pelo INPC desde 09/03/2026 e acrescido de juros de mora de 1% ao mês a partir da citação;</w:t>
+      </w:r>
+    </w:p>
+    <w:p>
+      <w:pPr>
+        <w:jc w:val="both"/>
+        <w:rPr>
+          <w:rFonts w:ascii="Arial" w:hAnsi="Arial" w:cs="Arial"/>
+          <w:sz w:val="24"/>
+        </w:rPr>
+      </w:pPr>
+    </w:p>
+    <w:p>
+      <w:pPr>
+        <w:ind w:left="567"/>
+        <w:jc w:val="both"/>
+        <w:rPr>
+          <w:rFonts w:ascii="Arial" w:hAnsi="Arial" w:cs="Arial"/>
+          <w:sz w:val="24"/>
+        </w:rPr>
+      </w:pPr>
+      <w:r>
+        <w:rPr>
+          <w:rFonts w:ascii="Arial" w:hAnsi="Arial" w:cs="Arial"/>
+          <w:sz w:val="24"/>
+        </w:rPr>
+        <w:t>• c.7) Declarar a nulidade das cláusulas abusivas do contrato 2 (cl. 9(iii), 2.1 e 3 — idênticas ao contrato 1), com os mesmos fundamentos dos pedidos c.3, c.4 e c.5;</w:t>
+      </w:r>
+    </w:p>
+    <w:p>
+      <w:pPr>
+        <w:jc w:val="both"/>
+        <w:rPr>
+          <w:rFonts w:ascii="Arial" w:hAnsi="Arial" w:cs="Arial"/>
+          <w:sz w:val="24"/>
+        </w:rPr>
+      </w:pPr>
+    </w:p>
+    <w:p>
+      <w:pPr>
+        <w:ind w:left="567"/>
+        <w:jc w:val="both"/>
+        <w:rPr>
+          <w:rFonts w:ascii="Arial" w:hAnsi="Arial" w:cs="Arial"/>
+          <w:sz w:val="24"/>
+        </w:rPr>
+      </w:pPr>
+      <w:r>
+        <w:rPr>
+          <w:rFonts w:ascii="Arial" w:hAnsi="Arial" w:cs="Arial"/>
+          <w:sz w:val="24"/>
+        </w:rPr>
+        <w:t>• c.8) Reconhecer a situação de superendividamento da Autora decorrente da concessão irresponsável do segundo crédito (CDC, art. 54-A e 54-D, incluídos pela Lei 14.181/2021) e, em consequência, determinar a revisão das condições da CCB nº 75825597, adequando o comprometimento mensal ao mínimo existencial da Autora, nos termos do CDC art. 54-F;</w:t>
+      </w:r>
+    </w:p>
+    <w:p>
+      <w:pPr>
+        <w:jc w:val="both"/>
+        <w:rPr>
+          <w:rFonts w:ascii="Arial" w:hAnsi="Arial" w:cs="Arial"/>
+          <w:sz w:val="24"/>
+        </w:rPr>
+      </w:pPr>
+    </w:p>
+    <w:p>
+      <w:pPr>
+        <w:jc w:val="both"/>
+        <w:rPr>
+          <w:rFonts w:ascii="Arial" w:hAnsi="Arial" w:cs="Arial"/>
+          <w:sz w:val="24"/>
+        </w:rPr>
+      </w:pPr>
+      <w:r>
+        <w:rPr>
+          <w:rFonts w:ascii="Arial" w:hAnsi="Arial" w:cs="Arial"/>
+          <w:b/>
+          <w:sz w:val="24"/>
         </w:rPr>
         <w:t>d)</w:t>
       </w:r>
       <w:r>
+        <w:rPr>
+          <w:rFonts w:ascii="Arial" w:hAnsi="Arial" w:cs="Arial"/>
+          <w:sz w:val="24"/>
+        </w:rPr>
         <w:t xml:space="preserve"> A condenação da Ré ao pagamento das </w:t>
       </w:r>
       <w:r>
         <w:rPr>
-          <w:b/>
+          <w:rFonts w:ascii="Arial" w:hAnsi="Arial" w:cs="Arial"/>
+          <w:b/>
+          <w:sz w:val="24"/>
         </w:rPr>
         <w:t>custas processuais e honorários advocatícios</w:t>
       </w:r>
       <w:r>
+        <w:rPr>
+          <w:rFonts w:ascii="Arial" w:hAnsi="Arial" w:cs="Arial"/>
+          <w:sz w:val="24"/>
+        </w:rPr>
         <w:t>, nos termos do artigo 85 do Código de Processo Civil;</w:t>
       </w:r>
     </w:p>
     <w:p>
       <w:pPr>
-        <w:pBdr>
-          <w:top w:val="single" w:sz="4" w:space="0" w:color="auto"/>
-        </w:pBdr>
-        <w:jc w:val="both"/>
-      </w:pPr>
-    </w:p>
-    <w:p>
-      <w:pPr>
-        <w:pBdr>
-          <w:top w:val="single" w:sz="4" w:space="0" w:color="auto"/>
-        </w:pBdr>
-        <w:jc w:val="both"/>
-      </w:pPr>
-      <w:r>
-        <w:rPr>
-          <w:b/>
+        <w:jc w:val="both"/>
+        <w:rPr>
+          <w:rFonts w:ascii="Arial" w:hAnsi="Arial" w:cs="Arial"/>
+          <w:sz w:val="24"/>
+        </w:rPr>
+      </w:pPr>
+    </w:p>
+    <w:p>
+      <w:pPr>
+        <w:jc w:val="both"/>
+        <w:rPr>
+          <w:rFonts w:ascii="Arial" w:hAnsi="Arial" w:cs="Arial"/>
+          <w:sz w:val="24"/>
+        </w:rPr>
+      </w:pPr>
+      <w:r>
+        <w:rPr>
+          <w:rFonts w:ascii="Arial" w:hAnsi="Arial" w:cs="Arial"/>
+          <w:b/>
+          <w:sz w:val="24"/>
         </w:rPr>
         <w:t>e)</w:t>
       </w:r>
       <w:r>
+        <w:rPr>
+          <w:rFonts w:ascii="Arial" w:hAnsi="Arial" w:cs="Arial"/>
+          <w:sz w:val="24"/>
+        </w:rPr>
         <w:t xml:space="preserve"> A </w:t>
       </w:r>
       <w:r>
         <w:rPr>
-          <w:b/>
+          <w:rFonts w:ascii="Arial" w:hAnsi="Arial" w:cs="Arial"/>
+          <w:b/>
+          <w:sz w:val="24"/>
         </w:rPr>
         <w:t>produção de todos os meios de prova</w:t>
       </w:r>
       <w:r>
+        <w:rPr>
+          <w:rFonts w:ascii="Arial" w:hAnsi="Arial" w:cs="Arial"/>
+          <w:sz w:val="24"/>
+        </w:rPr>
         <w:t xml:space="preserve"> admitidos em direito, especialmente:</w:t>
       </w:r>
     </w:p>
     <w:p>
       <w:pPr>
-        <w:pBdr>
-          <w:top w:val="single" w:sz="4" w:space="0" w:color="auto"/>
-        </w:pBdr>
         <w:ind w:left="567"/>
         <w:jc w:val="both"/>
-      </w:pPr>
-      <w:r>
+        <w:rPr>
+          <w:rFonts w:ascii="Arial" w:hAnsi="Arial" w:cs="Arial"/>
+          <w:sz w:val="24"/>
+        </w:rPr>
+      </w:pPr>
+      <w:r>
+        <w:rPr>
+          <w:rFonts w:ascii="Arial" w:hAnsi="Arial" w:cs="Arial"/>
+          <w:sz w:val="24"/>
+        </w:rPr>
         <w:t>• Documental (contrato, extratos, comprovantes de pagamento);</w:t>
       </w:r>
     </w:p>
     <w:p>
       <w:pPr>
-        <w:pBdr>
-          <w:top w:val="single" w:sz="4" w:space="0" w:color="auto"/>
-        </w:pBdr>
         <w:ind w:left="567"/>
         <w:jc w:val="both"/>
-      </w:pPr>
-      <w:r>
+        <w:rPr>
+          <w:rFonts w:ascii="Arial" w:hAnsi="Arial" w:cs="Arial"/>
+          <w:sz w:val="24"/>
+        </w:rPr>
+      </w:pPr>
+      <w:r>
+        <w:rPr>
+          <w:rFonts w:ascii="Arial" w:hAnsi="Arial" w:cs="Arial"/>
+          <w:sz w:val="24"/>
+        </w:rPr>
         <w:t>• Pericial contábil, para apuração dos valores cobrados a maior e recálculo das parcelas com as taxas revisadas;</w:t>
       </w:r>
     </w:p>
     <w:p>
       <w:pPr>
-        <w:pBdr>
-          <w:top w:val="single" w:sz="4" w:space="0" w:color="auto"/>
-        </w:pBdr>
         <w:ind w:left="567"/>
         <w:jc w:val="both"/>
-      </w:pPr>
-      <w:r>
+        <w:rPr>
+          <w:rFonts w:ascii="Arial" w:hAnsi="Arial" w:cs="Arial"/>
+          <w:sz w:val="24"/>
+        </w:rPr>
+      </w:pPr>
+      <w:r>
+        <w:rPr>
+          <w:rFonts w:ascii="Arial" w:hAnsi="Arial" w:cs="Arial"/>
+          <w:sz w:val="24"/>
+        </w:rPr>
         <w:t>• Juntada de informações pelo Banco Central do Brasil sobre a taxa média de mercado na data da contratação.</w:t>
       </w:r>
     </w:p>
     <w:p>
       <w:pPr>
-        <w:pBdr>
-          <w:top w:val="single" w:sz="4" w:space="0" w:color="auto"/>
-        </w:pBdr>
-        <w:jc w:val="both"/>
-      </w:pPr>
-    </w:p>
-    <w:p>
-      <w:pPr>
-        <w:pBdr>
-          <w:top w:val="single" w:sz="4" w:space="0" w:color="auto"/>
-        </w:pBdr>
-        <w:jc w:val="both"/>
-      </w:pPr>
-      <w:r>
-        <w:rPr>
-          <w:b/>
-        </w:rPr>
-        <w:t>Dá-se à causa o valor de R$ 23.251,80 (vinte e três mil, duzentos e cinquenta e um reais e oitenta centavos)</w:t>
-      </w:r>
-      <w:r>
-        <w:t>, correspondente ao valor total do contrato impugnado.</w:t>
-      </w:r>
-    </w:p>
-    <w:p>
-      <w:pPr>
-        <w:pBdr>
-          <w:top w:val="single" w:sz="4" w:space="0" w:color="auto"/>
-        </w:pBdr>
-        <w:jc w:val="both"/>
-      </w:pPr>
-    </w:p>
-    <w:p>
-      <w:pPr>
-        <w:pBdr>
-          <w:top w:val="single" w:sz="4" w:space="0" w:color="auto"/>
-        </w:pBdr>
-        <w:jc w:val="both"/>
-      </w:pPr>
-      <w:r>
+        <w:jc w:val="both"/>
+        <w:rPr>
+          <w:rFonts w:ascii="Arial" w:hAnsi="Arial" w:cs="Arial"/>
+          <w:sz w:val="24"/>
+        </w:rPr>
+      </w:pPr>
+    </w:p>
+    <w:p>
+      <w:pPr>
+        <w:jc w:val="both"/>
+        <w:rPr>
+          <w:rFonts w:ascii="Arial" w:hAnsi="Arial" w:cs="Arial"/>
+          <w:sz w:val="24"/>
+        </w:rPr>
+      </w:pPr>
+      <w:r>
+        <w:rPr>
+          <w:rFonts w:ascii="Arial" w:hAnsi="Arial" w:cs="Arial"/>
+          <w:b/>
+          <w:sz w:val="24"/>
+        </w:rPr>
+        <w:t>Dá-se à causa o valor de R$ 53.089,80 (cinquenta e três mil e oitenta e nove reais e oitenta centavos)</w:t>
+      </w:r>
+      <w:r>
+        <w:rPr>
+          <w:rFonts w:ascii="Arial" w:hAnsi="Arial" w:cs="Arial"/>
+          <w:sz w:val="24"/>
+        </w:rPr>
+        <w:t>, correspondente à soma dos valores totais dos dois contratos impugnados (R$ 23.251,80 + R$ 29.838,00).</w:t>
+      </w:r>
+    </w:p>
+    <w:p>
+      <w:pPr>
+        <w:jc w:val="both"/>
+        <w:rPr>
+          <w:rFonts w:ascii="Arial" w:hAnsi="Arial" w:cs="Arial"/>
+          <w:sz w:val="24"/>
+        </w:rPr>
+      </w:pPr>
+    </w:p>
+    <w:p>
+      <w:pPr>
+        <w:jc w:val="both"/>
+        <w:rPr>
+          <w:rFonts w:ascii="Arial" w:hAnsi="Arial" w:cs="Arial"/>
+          <w:sz w:val="24"/>
+        </w:rPr>
+      </w:pPr>
+      <w:r>
+        <w:rPr>
+          <w:rFonts w:ascii="Arial" w:hAnsi="Arial" w:cs="Arial"/>
+          <w:sz w:val="24"/>
+        </w:rPr>
         <w:t>Nestes termos,</w:t>
       </w:r>
     </w:p>
     <w:p>
       <w:pPr>
-        <w:pBdr>
-          <w:top w:val="single" w:sz="4" w:space="0" w:color="auto"/>
-        </w:pBdr>
-        <w:jc w:val="both"/>
-      </w:pPr>
-      <w:r>
+        <w:jc w:val="both"/>
+        <w:rPr>
+          <w:rFonts w:ascii="Arial" w:hAnsi="Arial" w:cs="Arial"/>
+          <w:sz w:val="24"/>
+        </w:rPr>
+      </w:pPr>
+      <w:r>
+        <w:rPr>
+          <w:rFonts w:ascii="Arial" w:hAnsi="Arial" w:cs="Arial"/>
+          <w:sz w:val="24"/>
+        </w:rPr>
         <w:t>Pede deferimento.</w:t>
       </w:r>
     </w:p>
     <w:p>
       <w:pPr>
-        <w:pBdr>
-          <w:top w:val="single" w:sz="4" w:space="0" w:color="auto"/>
-        </w:pBdr>
-        <w:jc w:val="both"/>
-      </w:pPr>
-    </w:p>
-    <w:p>
-      <w:pPr>
-        <w:pBdr>
-          <w:top w:val="single" w:sz="4" w:space="0" w:color="auto"/>
-        </w:pBdr>
-        <w:jc w:val="both"/>
-      </w:pPr>
-      <w:r>
+        <w:jc w:val="both"/>
+        <w:rPr>
+          <w:rFonts w:ascii="Arial" w:hAnsi="Arial" w:cs="Arial"/>
+          <w:sz w:val="24"/>
+        </w:rPr>
+      </w:pPr>
+    </w:p>
+    <w:p>
+      <w:pPr>
+        <w:jc w:val="both"/>
+        <w:rPr>
+          <w:rFonts w:ascii="Arial" w:hAnsi="Arial" w:cs="Arial"/>
+          <w:sz w:val="24"/>
+        </w:rPr>
+      </w:pPr>
+      <w:r>
+        <w:rPr>
+          <w:rFonts w:ascii="Arial" w:hAnsi="Arial" w:cs="Arial"/>
+          <w:sz w:val="24"/>
+        </w:rPr>
         <w:t>Macapá/AP, 11 de junho de 2026.</w:t>
       </w:r>
     </w:p>
     <w:p>
       <w:pPr>
-        <w:pBdr>
-          <w:top w:val="single" w:sz="4" w:space="0" w:color="auto"/>
-        </w:pBdr>
-        <w:jc w:val="both"/>
-      </w:pPr>
-    </w:p>
-    <w:p>
-      <w:pPr>
-        <w:pBdr>
-          <w:top w:val="single" w:sz="4" w:space="0" w:color="auto"/>
-        </w:pBdr>
-        <w:jc w:val="both"/>
-      </w:pPr>
-    </w:p>
-    <w:p>
-      <w:pPr>
-        <w:pBdr>
-          <w:top w:val="single" w:sz="4" w:space="0" w:color="auto"/>
-        </w:pBdr>
-        <w:jc w:val="both"/>
-      </w:pPr>
-    </w:p>
-    <w:p>
-      <w:pPr>
-        <w:pBdr>
-          <w:top w:val="single" w:sz="4" w:space="0" w:color="auto"/>
-        </w:pBdr>
-        <w:jc w:val="both"/>
-      </w:pPr>
-      <w:r>
-        <w:rPr>
-          <w:b/>
+        <w:jc w:val="both"/>
+        <w:rPr>
+          <w:rFonts w:ascii="Arial" w:hAnsi="Arial" w:cs="Arial"/>
+          <w:sz w:val="24"/>
+        </w:rPr>
+      </w:pPr>
+    </w:p>
+    <w:p>
+      <w:pPr>
+        <w:jc w:val="both"/>
+        <w:rPr>
+          <w:rFonts w:ascii="Arial" w:hAnsi="Arial" w:cs="Arial"/>
+          <w:sz w:val="24"/>
+        </w:rPr>
+      </w:pPr>
+    </w:p>
+    <w:p>
+      <w:pPr>
+        <w:jc w:val="both"/>
+        <w:rPr>
+          <w:rFonts w:ascii="Arial" w:hAnsi="Arial" w:cs="Arial"/>
+          <w:sz w:val="24"/>
+        </w:rPr>
+      </w:pPr>
+    </w:p>
+    <w:p>
+      <w:pPr>
+        <w:jc w:val="both"/>
+        <w:rPr>
+          <w:rFonts w:ascii="Arial" w:hAnsi="Arial" w:cs="Arial"/>
+          <w:sz w:val="24"/>
+        </w:rPr>
+      </w:pPr>
+      <w:r>
+        <w:rPr>
+          <w:rFonts w:ascii="Arial" w:hAnsi="Arial" w:cs="Arial"/>
+          <w:b/>
+          <w:sz w:val="24"/>
         </w:rPr>
         <w:t>Conceição Maria Duarte Portilho</w:t>
       </w:r>
     </w:p>
     <w:p>
       <w:pPr>
-        <w:pBdr>
-          <w:top w:val="single" w:sz="4" w:space="0" w:color="auto"/>
-        </w:pBdr>
-        <w:jc w:val="both"/>
-      </w:pPr>
-      <w:r>
+        <w:jc w:val="both"/>
+        <w:rPr>
+          <w:rFonts w:ascii="Arial" w:hAnsi="Arial" w:cs="Arial"/>
+          <w:sz w:val="24"/>
+        </w:rPr>
+      </w:pPr>
+      <w:r>
+        <w:rPr>
+          <w:rFonts w:ascii="Arial" w:hAnsi="Arial" w:cs="Arial"/>
+          <w:sz w:val="24"/>
+        </w:rPr>
         <w:t>Advogada — OAB/AP nº 3.576</w:t>
       </w:r>
     </w:p>
     <w:p>
       <w:pPr>
-        <w:pBdr>
-          <w:top w:val="single" w:sz="4" w:space="0" w:color="auto"/>
-        </w:pBdr>
-        <w:jc w:val="both"/>
-      </w:pPr>
-      <w:r>
+        <w:jc w:val="both"/>
+        <w:rPr>
+          <w:rFonts w:ascii="Arial" w:hAnsi="Arial" w:cs="Arial"/>
+          <w:sz w:val="24"/>
+        </w:rPr>
+      </w:pPr>
+      <w:r>
+        <w:rPr>
+          <w:rFonts w:ascii="Arial" w:hAnsi="Arial" w:cs="Arial"/>
+          <w:sz w:val="24"/>
+        </w:rPr>
         <w:t>Conceição Duarte Advocacia e Consultoria Jurídica</w:t>
       </w:r>
     </w:p>
     <w:p>
       <w:pPr>
-        <w:pBdr>
-          <w:top w:val="single" w:sz="4" w:space="0" w:color="auto"/>
-        </w:pBdr>
-        <w:jc w:val="both"/>
-      </w:pPr>
-      <w:r>
+        <w:jc w:val="both"/>
+        <w:rPr>
+          <w:rFonts w:ascii="Arial" w:hAnsi="Arial" w:cs="Arial"/>
+          <w:sz w:val="24"/>
+        </w:rPr>
+      </w:pPr>
+      <w:r>
+        <w:rPr>
+          <w:rFonts w:ascii="Arial" w:hAnsi="Arial" w:cs="Arial"/>
+          <w:sz w:val="24"/>
+        </w:rPr>
         <w:t>Av. Aimorés, 67, Beirol, Macapá/AP — CEP 68.902-140</w:t>
       </w:r>
     </w:p>
     <w:p>
       <w:pPr>
-        <w:pBdr>
-          <w:top w:val="single" w:sz="4" w:space="0" w:color="auto"/>
-        </w:pBdr>
-        <w:jc w:val="both"/>
-      </w:pPr>
-      <w:r>
+        <w:jc w:val="both"/>
+        <w:rPr>
+          <w:rFonts w:ascii="Arial" w:hAnsi="Arial" w:cs="Arial"/>
+          <w:sz w:val="24"/>
+        </w:rPr>
+      </w:pPr>
+      <w:r>
+        <w:rPr>
+          <w:rFonts w:ascii="Arial" w:hAnsi="Arial" w:cs="Arial"/>
+          <w:sz w:val="24"/>
+        </w:rPr>
         <w:t>conceicaoduarte.adv@gmail.com</w:t>
       </w:r>
     </w:p>
     <w:p>
       <w:pPr>
-        <w:pBdr>
-          <w:top w:val="single" w:sz="4" w:space="0" w:color="auto"/>
-        </w:pBdr>
-        <w:jc w:val="both"/>
-      </w:pPr>
-    </w:p>
-    <w:p>
-      <w:pPr>
-        <w:pBdr>
-          <w:top w:val="single" w:sz="4" w:space="0" w:color="auto"/>
-        </w:pBdr>
-        <w:jc w:val="both"/>
-      </w:pPr>
-    </w:p>
-    <w:p>
-      <w:pPr>
-        <w:pBdr>
-          <w:top w:val="single" w:sz="4" w:space="0" w:color="auto"/>
-        </w:pBdr>
-        <w:jc w:val="both"/>
-      </w:pPr>
-    </w:p>
-    <w:p>
-      <w:pPr>
-        <w:pBdr>
-          <w:top w:val="single" w:sz="4" w:space="0" w:color="auto"/>
-        </w:pBdr>
-        <w:jc w:val="both"/>
-      </w:pPr>
-      <w:r>
+        <w:jc w:val="both"/>
+        <w:rPr>
+          <w:rFonts w:ascii="Arial" w:hAnsi="Arial" w:cs="Arial"/>
+          <w:sz w:val="24"/>
+        </w:rPr>
+      </w:pPr>
+    </w:p>
+    <w:p>
+      <w:pPr>
+        <w:jc w:val="both"/>
+        <w:rPr>
+          <w:rFonts w:ascii="Arial" w:hAnsi="Arial" w:cs="Arial"/>
+          <w:sz w:val="24"/>
+        </w:rPr>
+      </w:pPr>
+    </w:p>
+    <w:p>
+      <w:pPr>
+        <w:jc w:val="both"/>
+        <w:rPr>
+          <w:rFonts w:ascii="Arial" w:hAnsi="Arial" w:cs="Arial"/>
+          <w:sz w:val="24"/>
+        </w:rPr>
+      </w:pPr>
+    </w:p>
+    <w:p>
+      <w:pPr>
+        <w:jc w:val="both"/>
+        <w:rPr>
+          <w:rFonts w:ascii="Arial" w:hAnsi="Arial" w:cs="Arial"/>
+          <w:sz w:val="24"/>
+        </w:rPr>
+      </w:pPr>
+      <w:r>
+        <w:rPr>
+          <w:rFonts w:ascii="Arial" w:hAnsi="Arial" w:cs="Arial"/>
+          <w:sz w:val="24"/>
+        </w:rPr>
         <w:t>*Documentos que acompanham esta inicial:*</w:t>
       </w:r>
     </w:p>
     <w:p>
       <w:pPr>
-        <w:pBdr>
-          <w:top w:val="single" w:sz="4" w:space="0" w:color="auto"/>
-        </w:pBdr>
         <w:ind w:left="567"/>
         <w:jc w:val="both"/>
-      </w:pPr>
-      <w:r>
-        <w:t>• *Doc. 1 — Cédula de Crédito Bancário nº 75805602*</w:t>
-      </w:r>
-    </w:p>
-    <w:p>
-      <w:pPr>
-        <w:pBdr>
-          <w:top w:val="single" w:sz="4" w:space="0" w:color="auto"/>
-        </w:pBdr>
+        <w:rPr>
+          <w:rFonts w:ascii="Arial" w:hAnsi="Arial" w:cs="Arial"/>
+          <w:sz w:val="24"/>
+        </w:rPr>
+      </w:pPr>
+      <w:r>
+        <w:rPr>
+          <w:rFonts w:ascii="Arial" w:hAnsi="Arial" w:cs="Arial"/>
+          <w:sz w:val="24"/>
+        </w:rPr>
+        <w:t>• *Doc. 1 — Cédula de Crédito Bancário nº 75805602 (contrato 1)*</w:t>
+      </w:r>
+    </w:p>
+    <w:p>
+      <w:pPr>
         <w:ind w:left="567"/>
         <w:jc w:val="both"/>
-      </w:pPr>
-      <w:r>
-        <w:t>• *Doc. 2 — Proposta de Adesão ao Seguro Prestamista*</w:t>
-      </w:r>
-    </w:p>
-    <w:p>
-      <w:pPr>
-        <w:pBdr>
-          <w:top w:val="single" w:sz="4" w:space="0" w:color="auto"/>
-        </w:pBdr>
+        <w:rPr>
+          <w:rFonts w:ascii="Arial" w:hAnsi="Arial" w:cs="Arial"/>
+          <w:sz w:val="24"/>
+        </w:rPr>
+      </w:pPr>
+      <w:r>
+        <w:rPr>
+          <w:rFonts w:ascii="Arial" w:hAnsi="Arial" w:cs="Arial"/>
+          <w:sz w:val="24"/>
+        </w:rPr>
+        <w:t>• *Doc. 2 — Proposta de Adesão ao Seguro Prestamista — contrato 1*</w:t>
+      </w:r>
+    </w:p>
+    <w:p>
+      <w:pPr>
         <w:ind w:left="567"/>
         <w:jc w:val="both"/>
-      </w:pPr>
-      <w:r>
-        <w:t>• *Doc. 3 — Procuração ad judicia*</w:t>
-      </w:r>
-    </w:p>
-    <w:p>
-      <w:pPr>
-        <w:pBdr>
-          <w:top w:val="single" w:sz="4" w:space="0" w:color="auto"/>
-        </w:pBdr>
+        <w:rPr>
+          <w:rFonts w:ascii="Arial" w:hAnsi="Arial" w:cs="Arial"/>
+          <w:sz w:val="24"/>
+        </w:rPr>
+      </w:pPr>
+      <w:r>
+        <w:rPr>
+          <w:rFonts w:ascii="Arial" w:hAnsi="Arial" w:cs="Arial"/>
+          <w:sz w:val="24"/>
+        </w:rPr>
+        <w:t>• *Doc. 3 — Cédula de Crédito Bancário nº 75825597 (contrato 2)*</w:t>
+      </w:r>
+    </w:p>
+    <w:p>
+      <w:pPr>
         <w:ind w:left="567"/>
         <w:jc w:val="both"/>
-      </w:pPr>
-      <w:r>
-        <w:t>• *Doc. 4 — [Extratos bancários — A JUNTAR]*</w:t>
-      </w:r>
-    </w:p>
-    <w:p>
-      <w:pPr>
-        <w:pBdr>
-          <w:top w:val="single" w:sz="4" w:space="0" w:color="auto"/>
-        </w:pBdr>
+        <w:rPr>
+          <w:rFonts w:ascii="Arial" w:hAnsi="Arial" w:cs="Arial"/>
+          <w:sz w:val="24"/>
+        </w:rPr>
+      </w:pPr>
+      <w:r>
+        <w:rPr>
+          <w:rFonts w:ascii="Arial" w:hAnsi="Arial" w:cs="Arial"/>
+          <w:sz w:val="24"/>
+        </w:rPr>
+        <w:t>• *Doc. 4 — Proposta de Adesão ao Seguro Prestamista — contrato 2*</w:t>
+      </w:r>
+    </w:p>
+    <w:p>
+      <w:pPr>
         <w:ind w:left="567"/>
         <w:jc w:val="both"/>
-      </w:pPr>
-      <w:r>
-        <w:t>• *Doc. 5 — [Comprovante de renda — A JUNTAR]*</w:t>
-      </w:r>
-    </w:p>
-    <w:p>
-      <w:pPr>
-        <w:pBdr>
-          <w:top w:val="single" w:sz="4" w:space="0" w:color="auto"/>
-        </w:pBdr>
-        <w:jc w:val="both"/>
+        <w:rPr>
+          <w:rFonts w:ascii="Arial" w:hAnsi="Arial" w:cs="Arial"/>
+          <w:sz w:val="24"/>
+        </w:rPr>
+      </w:pPr>
+      <w:r>
+        <w:rPr>
+          <w:rFonts w:ascii="Arial" w:hAnsi="Arial" w:cs="Arial"/>
+          <w:sz w:val="24"/>
+        </w:rPr>
+        <w:t>• *Doc. 5 — Procuração ad judicia*</w:t>
+      </w:r>
+    </w:p>
+    <w:p>
+      <w:pPr>
+        <w:ind w:left="567"/>
+        <w:jc w:val="both"/>
+        <w:rPr>
+          <w:rFonts w:ascii="Arial" w:hAnsi="Arial" w:cs="Arial"/>
+          <w:sz w:val="24"/>
+        </w:rPr>
+      </w:pPr>
+      <w:r>
+        <w:rPr>
+          <w:rFonts w:ascii="Arial" w:hAnsi="Arial" w:cs="Arial"/>
+          <w:sz w:val="24"/>
+        </w:rPr>
+        <w:t>• *Doc. 6 — Memorial de Cálculo com dados BACEN (Série SGS 20.737)*</w:t>
+      </w:r>
+    </w:p>
+    <w:p>
+      <w:pPr>
+        <w:ind w:left="567"/>
+        <w:jc w:val="both"/>
+        <w:rPr>
+          <w:rFonts w:ascii="Arial" w:hAnsi="Arial" w:cs="Arial"/>
+          <w:sz w:val="24"/>
+        </w:rPr>
+      </w:pPr>
+      <w:r>
+        <w:rPr>
+          <w:rFonts w:ascii="Arial" w:hAnsi="Arial" w:cs="Arial"/>
+          <w:sz w:val="24"/>
+        </w:rPr>
+        <w:t>• *Doc. 7 — [Extratos bancários Midway e Banco do Brasil — A JUNTAR]*</w:t>
+      </w:r>
+    </w:p>
+    <w:p>
+      <w:pPr>
+        <w:ind w:left="567"/>
+        <w:jc w:val="both"/>
+        <w:rPr>
+          <w:rFonts w:ascii="Arial" w:hAnsi="Arial" w:cs="Arial"/>
+          <w:sz w:val="24"/>
+        </w:rPr>
+      </w:pPr>
+      <w:r>
+        <w:rPr>
+          <w:rFonts w:ascii="Arial" w:hAnsi="Arial" w:cs="Arial"/>
+          <w:sz w:val="24"/>
+        </w:rPr>
+        <w:t>• *Doc. 8 — [Comprovante de renda — A JUNTAR]*</w:t>
+      </w:r>
+    </w:p>
+    <w:p>
+      <w:pPr>
+        <w:jc w:val="both"/>
+        <w:rPr>
+          <w:rFonts w:ascii="Arial" w:hAnsi="Arial" w:cs="Arial"/>
+          <w:sz w:val="24"/>
+        </w:rPr>
       </w:pPr>
     </w:p>
     <w:sectPr>
@@ -2585,12 +3768,8 @@
       <w:widowControl w:val="0"/>
       <w:autoSpaceDE w:val="0"/>
       <w:autoSpaceDN w:val="0"/>
-      <w:spacing w:after="0" w:line="360" w:lineRule="auto"/>
+      <w:spacing w:after="0" w:line="240" w:lineRule="auto"/>
     </w:pPr>
-    <w:rPr>
-      <w:rFonts w:ascii="Arial" w:hAnsi="Arial" w:cs="Arial"/>
-      <w:sz w:val="24"/>
-    </w:rPr>
   </w:style>
   <w:style w:type="paragraph" w:styleId="Ttulo1">
     <w:name w:val="heading 1"/>
@@ -2599,7 +3778,7 @@
     <w:link w:val="Ttulo1Char"/>
     <w:uiPriority w:val="9"/>
     <w:qFormat/>
-    <w:rsid w:val="002D1C4C"/>
+    <w:rsid w:val="008102A2"/>
     <w:pPr>
       <w:keepNext/>
       <w:keepLines/>
@@ -2622,7 +3801,7 @@
     <w:semiHidden/>
     <w:unhideWhenUsed/>
     <w:qFormat/>
-    <w:rsid w:val="002D1C4C"/>
+    <w:rsid w:val="008102A2"/>
     <w:pPr>
       <w:keepNext/>
       <w:keepLines/>
@@ -2645,7 +3824,7 @@
     <w:semiHidden/>
     <w:unhideWhenUsed/>
     <w:qFormat/>
-    <w:rsid w:val="002D1C4C"/>
+    <w:rsid w:val="008102A2"/>
     <w:pPr>
       <w:keepNext/>
       <w:keepLines/>
@@ -2668,7 +3847,7 @@
     <w:semiHidden/>
     <w:unhideWhenUsed/>
     <w:qFormat/>
-    <w:rsid w:val="002D1C4C"/>
+    <w:rsid w:val="008102A2"/>
     <w:pPr>
       <w:keepNext/>
       <w:keepLines/>
@@ -2691,7 +3870,7 @@
     <w:semiHidden/>
     <w:unhideWhenUsed/>
     <w:qFormat/>
-    <w:rsid w:val="002D1C4C"/>
+    <w:rsid w:val="008102A2"/>
     <w:pPr>
       <w:keepNext/>
       <w:keepLines/>
@@ -2712,7 +3891,7 @@
     <w:semiHidden/>
     <w:unhideWhenUsed/>
     <w:qFormat/>
-    <w:rsid w:val="002D1C4C"/>
+    <w:rsid w:val="008102A2"/>
     <w:pPr>
       <w:keepNext/>
       <w:keepLines/>
@@ -2735,7 +3914,7 @@
     <w:semiHidden/>
     <w:unhideWhenUsed/>
     <w:qFormat/>
-    <w:rsid w:val="002D1C4C"/>
+    <w:rsid w:val="008102A2"/>
     <w:pPr>
       <w:keepNext/>
       <w:keepLines/>
@@ -2756,7 +3935,7 @@
     <w:semiHidden/>
     <w:unhideWhenUsed/>
     <w:qFormat/>
-    <w:rsid w:val="002D1C4C"/>
+    <w:rsid w:val="008102A2"/>
     <w:pPr>
       <w:keepNext/>
       <w:keepLines/>
@@ -2778,7 +3957,7 @@
     <w:semiHidden/>
     <w:unhideWhenUsed/>
     <w:qFormat/>
-    <w:rsid w:val="002D1C4C"/>
+    <w:rsid w:val="008102A2"/>
     <w:pPr>
       <w:keepNext/>
       <w:keepLines/>
@@ -2821,7 +4000,7 @@
     <w:basedOn w:val="Fontepargpadro"/>
     <w:link w:val="Ttulo1"/>
     <w:uiPriority w:val="9"/>
-    <w:rsid w:val="002D1C4C"/>
+    <w:rsid w:val="008102A2"/>
     <w:rPr>
       <w:rFonts w:asciiTheme="majorHAnsi" w:eastAsiaTheme="majorEastAsia" w:hAnsiTheme="majorHAnsi" w:cstheme="majorBidi"/>
       <w:color w:val="2F5496" w:themeColor="accent1" w:themeShade="BF"/>
@@ -2835,7 +4014,7 @@
     <w:link w:val="Ttulo2"/>
     <w:uiPriority w:val="9"/>
     <w:semiHidden/>
-    <w:rsid w:val="002D1C4C"/>
+    <w:rsid w:val="008102A2"/>
     <w:rPr>
       <w:rFonts w:asciiTheme="majorHAnsi" w:eastAsiaTheme="majorEastAsia" w:hAnsiTheme="majorHAnsi" w:cstheme="majorBidi"/>
       <w:color w:val="2F5496" w:themeColor="accent1" w:themeShade="BF"/>
@@ -2849,7 +4028,7 @@
     <w:link w:val="Ttulo3"/>
     <w:uiPriority w:val="9"/>
     <w:semiHidden/>
-    <w:rsid w:val="002D1C4C"/>
+    <w:rsid w:val="008102A2"/>
     <w:rPr>
       <w:rFonts w:eastAsiaTheme="majorEastAsia" w:cstheme="majorBidi"/>
       <w:color w:val="2F5496" w:themeColor="accent1" w:themeShade="BF"/>
@@ -2863,7 +4042,7 @@
     <w:link w:val="Ttulo4"/>
     <w:uiPriority w:val="9"/>
     <w:semiHidden/>
-    <w:rsid w:val="002D1C4C"/>
+    <w:rsid w:val="008102A2"/>
     <w:rPr>
       <w:rFonts w:eastAsiaTheme="majorEastAsia" w:cstheme="majorBidi"/>
       <w:i/>
@@ -2877,7 +4056,7 @@
     <w:link w:val="Ttulo5"/>
     <w:uiPriority w:val="9"/>
     <w:semiHidden/>
-    <w:rsid w:val="002D1C4C"/>
+    <w:rsid w:val="008102A2"/>
     <w:rPr>
       <w:rFonts w:eastAsiaTheme="majorEastAsia" w:cstheme="majorBidi"/>
       <w:color w:val="2F5496" w:themeColor="accent1" w:themeShade="BF"/>
@@ -2889,7 +4068,7 @@
     <w:link w:val="Ttulo6"/>
     <w:uiPriority w:val="9"/>
     <w:semiHidden/>
-    <w:rsid w:val="002D1C4C"/>
+    <w:rsid w:val="008102A2"/>
     <w:rPr>
       <w:rFonts w:eastAsiaTheme="majorEastAsia" w:cstheme="majorBidi"/>
       <w:i/>
@@ -2903,7 +4082,7 @@
     <w:link w:val="Ttulo7"/>
     <w:uiPriority w:val="9"/>
     <w:semiHidden/>
-    <w:rsid w:val="002D1C4C"/>
+    <w:rsid w:val="008102A2"/>
     <w:rPr>
       <w:rFonts w:eastAsiaTheme="majorEastAsia" w:cstheme="majorBidi"/>
       <w:color w:val="595959" w:themeColor="text1" w:themeTint="A6"/>
@@ -2915,7 +4094,7 @@
     <w:link w:val="Ttulo8"/>
     <w:uiPriority w:val="9"/>
     <w:semiHidden/>
-    <w:rsid w:val="002D1C4C"/>
+    <w:rsid w:val="008102A2"/>
     <w:rPr>
       <w:rFonts w:eastAsiaTheme="majorEastAsia" w:cstheme="majorBidi"/>
       <w:i/>
@@ -2929,7 +4108,7 @@
     <w:link w:val="Ttulo9"/>
     <w:uiPriority w:val="9"/>
     <w:semiHidden/>
-    <w:rsid w:val="002D1C4C"/>
+    <w:rsid w:val="008102A2"/>
     <w:rPr>
       <w:rFonts w:eastAsiaTheme="majorEastAsia" w:cstheme="majorBidi"/>
       <w:color w:val="272727" w:themeColor="text1" w:themeTint="D8"/>
@@ -2942,7 +4121,7 @@
     <w:link w:val="TtuloChar"/>
     <w:uiPriority w:val="10"/>
     <w:qFormat/>
-    <w:rsid w:val="002D1C4C"/>
+    <w:rsid w:val="008102A2"/>
     <w:pPr>
       <w:spacing w:after="80"/>
       <w:contextualSpacing/>
@@ -2960,7 +4139,7 @@
     <w:basedOn w:val="Fontepargpadro"/>
     <w:link w:val="Ttulo"/>
     <w:uiPriority w:val="10"/>
-    <w:rsid w:val="002D1C4C"/>
+    <w:rsid w:val="008102A2"/>
     <w:rPr>
       <w:rFonts w:asciiTheme="majorHAnsi" w:eastAsiaTheme="majorEastAsia" w:hAnsiTheme="majorHAnsi" w:cstheme="majorBidi"/>
       <w:spacing w:val="-10"/>
@@ -2976,7 +4155,7 @@
     <w:link w:val="SubttuloChar"/>
     <w:uiPriority w:val="11"/>
     <w:qFormat/>
-    <w:rsid w:val="002D1C4C"/>
+    <w:rsid w:val="008102A2"/>
     <w:pPr>
       <w:numPr>
         <w:ilvl w:val="1"/>
@@ -2996,7 +4175,7 @@
     <w:basedOn w:val="Fontepargpadro"/>
     <w:link w:val="Subttulo"/>
     <w:uiPriority w:val="11"/>
-    <w:rsid w:val="002D1C4C"/>
+    <w:rsid w:val="008102A2"/>
     <w:rPr>
       <w:rFonts w:eastAsiaTheme="majorEastAsia" w:cstheme="majorBidi"/>
       <w:color w:val="595959" w:themeColor="text1" w:themeTint="A6"/>
@@ -3012,7 +4191,7 @@
     <w:link w:val="CitaoChar"/>
     <w:uiPriority w:val="29"/>
     <w:qFormat/>
-    <w:rsid w:val="002D1C4C"/>
+    <w:rsid w:val="008102A2"/>
     <w:pPr>
       <w:spacing w:before="160" w:after="160"/>
       <w:jc w:val="center"/>
@@ -3028,7 +4207,7 @@
     <w:basedOn w:val="Fontepargpadro"/>
     <w:link w:val="Citao"/>
     <w:uiPriority w:val="29"/>
-    <w:rsid w:val="002D1C4C"/>
+    <w:rsid w:val="008102A2"/>
     <w:rPr>
       <w:i/>
       <w:iCs/>
@@ -3040,7 +4219,7 @@
     <w:basedOn w:val="Normal"/>
     <w:uiPriority w:val="34"/>
     <w:qFormat/>
-    <w:rsid w:val="002D1C4C"/>
+    <w:rsid w:val="008102A2"/>
     <w:pPr>
       <w:ind w:left="720"/>
       <w:contextualSpacing/>
@@ -3051,7 +4230,7 @@
     <w:basedOn w:val="Fontepargpadro"/>
     <w:uiPriority w:val="21"/>
     <w:qFormat/>
-    <w:rsid w:val="002D1C4C"/>
+    <w:rsid w:val="008102A2"/>
     <w:rPr>
       <w:i/>
       <w:iCs/>
@@ -3065,7 +4244,7 @@
     <w:link w:val="CitaoIntensaChar"/>
     <w:uiPriority w:val="30"/>
     <w:qFormat/>
-    <w:rsid w:val="002D1C4C"/>
+    <w:rsid w:val="008102A2"/>
     <w:pPr>
       <w:pBdr>
         <w:top w:val="single" w:sz="4" w:space="10" w:color="2F5496" w:themeColor="accent1" w:themeShade="BF"/>
@@ -3086,7 +4265,7 @@
     <w:basedOn w:val="Fontepargpadro"/>
     <w:link w:val="CitaoIntensa"/>
     <w:uiPriority w:val="30"/>
-    <w:rsid w:val="002D1C4C"/>
+    <w:rsid w:val="008102A2"/>
     <w:rPr>
       <w:i/>
       <w:iCs/>
@@ -3098,7 +4277,7 @@
     <w:basedOn w:val="Fontepargpadro"/>
     <w:uiPriority w:val="32"/>
     <w:qFormat/>
-    <w:rsid w:val="002D1C4C"/>
+    <w:rsid w:val="008102A2"/>
     <w:rPr>
       <w:b/>
       <w:bCs/>
